--- a/projects/porphyromonas-ad-mechanism-manuscript/manuscript/md_alllhrc/full/English.docx
+++ b/projects/porphyromonas-ad-mechanism-manuscript/manuscript/md_alllhrc/full/English.docx
@@ -8,109 +8,7 @@
         <w:keepNext/>
       </w:pPr>
       <w:r>
-        <w:t>Abstract</w:t>
-      </w:r>
-    </w:p>
-    <w:p>
-      <w:pPr>
-        <w:pStyle w:val="Normal"/>
-      </w:pPr>
-      <w:r>
-        <w:t>Acetylcholinesterase (AChE) is a structurally and biologically relevant target in Alzheimer’s disease research, but a docking score alone cannot establish whether a short peptide remains associated with the enzyme in an explicit-solvent trajectory. We therefore interpreted a 100-ns molecular-dynamics (MD) output assigned to the AChE–ALLLHRC complex using the analytical framework of the published AChE–amyloid-β study by Atanasova and colleagues, while keeping the two peptide systems scientifically distinct. The configured workflow used GROMACS, the Amber99SB-ILDN force field, TIP3P water, physiological ionic strength, staged equilibration, and a 100-ns production run. AChE backbone RMSD averaged 0.1803 ± 0.0220 nm in the available diagnostic export. Peptide self-fitted backbone RMSD occupied three plateaus: 0.0582 ± 0.0091 nm at 0.0–22.6 ns, 0.1432 ± 0.0161 nm at 23.4–55.6 ns, and 0.2694 ± 0.0148 nm at 57.0–100.0 ns. The distance distribution showed preferred peptide–AChE center-of-mass separations near 1.2 and 1.4 nm; complex and peptide solvent-accessible surface areas remained approximately 210–223 and 10–12 nm², respectively. Intermolecular hydrogen bonds fluctuated from 0 to 11 and were generally less numerous late in the trajectory. The supplied data did not include independent replicas, a residue-resolved interface map, binding free energies, experimental AChE activity, or a complete raw trajectory archive.</w:t>
-      </w:r>
-    </w:p>
-    <w:p>
-      <w:pPr>
-        <w:pStyle w:val="Keywords"/>
-      </w:pPr>
-      <w:r>
-        <w:rPr>
-          <w:b/>
-        </w:rPr>
-        <w:t>Keywords:</w:t>
-      </w:r>
-      <w:r>
-        <w:t xml:space="preserve"> ALLLHRC; acetylcholinesterase; molecular dynamics; peptide–protein complex; RMSD; radial distribution function; hydrogen bonds; Alzheimer’s disease</w:t>
-      </w:r>
-    </w:p>
-    <w:p>
-      <w:pPr>
-        <w:pStyle w:val="Heading2"/>
-        <w:keepNext/>
-      </w:pPr>
-      <w:r>
-        <w:t>Introduction</w:t>
-      </w:r>
-    </w:p>
-    <w:p>
-      <w:pPr>
-        <w:pStyle w:val="BodyText"/>
-      </w:pPr>
-      <w:r>
-        <w:t xml:space="preserve">Alzheimer’s disease (AD) is a progressive neurodegenerative disorder involving amyloid-β (Aβ), tau, synaptic dysfunction, neuroinflammation, vascular factors, and age-dependent loss of resilience </w:t>
-      </w:r>
-      <w:r>
-        <w:t>[1]</w:t>
-      </w:r>
-      <w:r>
-        <w:t xml:space="preserve">. Acetylcholinesterase (AChE) is clinically relevant because it hydrolyses acetylcholine and remains a symptomatic drug target in AD </w:t>
-      </w:r>
-      <w:r>
-        <w:t>[2]</w:t>
-      </w:r>
-      <w:r>
-        <w:t xml:space="preserve">. AChE also has non-catalytic interactions with Aβ assembly, and its peripheral region has been implicated in acceleration of amyloid fibril formation </w:t>
-      </w:r>
-      <w:r>
-        <w:t>[3]</w:t>
-      </w:r>
-      <w:r>
-        <w:t>. These observations justify structural investigation of AChE-interacting molecules, but they do not mean that a computationally prioritized peptide binds AChE, inhibits catalysis, changes Aβ aggregation, or affects AD biology.</w:t>
-      </w:r>
-    </w:p>
-    <w:p>
-      <w:pPr>
-        <w:pStyle w:val="BodyText"/>
-      </w:pPr>
-      <w:r>
-        <w:t>Short peptides are especially challenging structural ligands. Their terminal states, protonation, starting conformers, internal flexibility, receptor placement, and solvent exposure can strongly influence docking and MD behavior. A favorable docking score is therefore a starting hypothesis rather than a binding measurement. MD can test whether a prepared system remains within a defined conformational regime under a stated force field and solvent model, while backbone deviation, residue fluctuation, solvent exposure, distance distributions, secondary-structure fractions, and hydrogen bonds provide complementary descriptions of the trajectory.</w:t>
-      </w:r>
-    </w:p>
-    <w:p>
-      <w:pPr>
-        <w:pStyle w:val="BodyText"/>
-      </w:pPr>
-      <w:r>
-        <w:t xml:space="preserve">The present analysis concerns the heptapeptide ALLLHRC in complex with human AChE. The parent structural workflow identifies the human AChE crystal structure represented by PDB 4EY6 as its receptor framework </w:t>
-      </w:r>
-      <w:r>
-        <w:t>[4]</w:t>
-      </w:r>
-      <w:r>
-        <w:t>. The exact prepared starting coordinate file was not included in the available result package, however, so receptor preparation, peptide termini, protonation, chain naming, and starting-site assignment could not be independently checked.</w:t>
-      </w:r>
-    </w:p>
-    <w:p>
-      <w:pPr>
-        <w:pStyle w:val="BodyText"/>
-      </w:pPr>
-      <w:r>
-        <w:t xml:space="preserve">Atanasova and colleagues used a 1-μs all-atom trajectory to study an AChE–Aβ complex and evaluated backbone motion, peptide residence, radial distribution, solvent-accessible surface area, secondary structure, contacts, hydrogen bonding, and water-mediated bridges </w:t>
-      </w:r>
-      <w:r>
-        <w:t>[5]</w:t>
-      </w:r>
-      <w:r>
-        <w:t>. That work provides a useful analysis framework, not a transferable result set. ALLLHRC is a distinct seven-residue peptide, the present trajectory is 100 ns rather than 1 μs, and no Aβ residue contact, AChE residence region, or mechanistic conclusion from the reference study was assigned to ALLLHRC. The objective was to describe only the supplied ALLLHRC–AChE trajectory outputs, identify internally consistent patterns, and define what additional data are required before a binding or functional claim can be made.</w:t>
-      </w:r>
-    </w:p>
-    <w:p>
-      <w:pPr>
-        <w:pStyle w:val="Heading2"/>
-        <w:keepNext/>
-      </w:pPr>
-      <w:r>
-        <w:t>Materials and methods</w:t>
+        <w:t>Analysis methods</w:t>
       </w:r>
     </w:p>
     <w:p>
@@ -137,7 +35,7 @@
         <w:t>md_alllhrc</w:t>
       </w:r>
       <w:r>
-        <w:t xml:space="preserve"> system directory. The panels reported backbone RMSD, backbone RMSF, peptide–AChE center-of-mass radial distribution, solvent-accessible surface area (SASA), secondary-structure fractions, and intermolecular hydrogen-bond counts over 100 ns. No wet-laboratory experiment, new docking calculation, new MD production run, statistical comparison, or biological assay was performed for this manuscript.</w:t>
+        <w:t xml:space="preserve"> system directory. The panels reported backbone RMSD, backbone RMSF, peptide–AChE center-of-mass radial distribution, solvent-accessible surface area (SASA), secondary-structure fractions, and intermolecular hydrogen-bond counts over 100 ns. No wet-laboratory experiment, new docking calculation, new MD production run, statistical comparison, or biological assay was performed for this result report.</w:t>
       </w:r>
     </w:p>
     <w:p>
@@ -162,19 +60,7 @@
         <w:pStyle w:val="BodyText"/>
       </w:pPr>
       <w:r>
-        <w:t xml:space="preserve">The parent workflow specifies GROMACS for trajectory generation and analysis </w:t>
-      </w:r>
-      <w:r>
-        <w:t>[6]</w:t>
-      </w:r>
-      <w:r>
-        <w:t xml:space="preserve">. Its executable 100-ns configuration uses the Amber99SB-ILDN force field, which refines side-chain torsion potentials within the Amber ff99SB family </w:t>
-      </w:r>
-      <w:r>
-        <w:t>[7]</w:t>
-      </w:r>
-      <w:r>
-        <w:t>. The system was configured in a triclinic periodic box with a 1.0-nm solute-to-boundary distance, TIP3P-compatible water coordinates, neutralizing ions, and 0.15 mol/L NaCl. These are reported as configured parameters because the complete run logs and binary input files were not available for independent confirmation.</w:t>
+        <w:t>The parent workflow specifies GROMACS for trajectory generation and analysis. Its executable 100-ns configuration uses the Amber99SB-ILDN force field, which refines side-chain torsion potentials within the Amber ff99SB family. The system was configured in a triclinic periodic box with a 1.0-nm solute-to-boundary distance, TIP3P-compatible water coordinates, neutralizing ions, and 0.15 mol/L NaCl. These are reported as configured parameters because the complete run logs and binary input files were not available for independent confirmation.</w:t>
       </w:r>
     </w:p>
     <w:p>
@@ -1495,13 +1381,7 @@
         <w:pStyle w:val="BodyText"/>
       </w:pPr>
       <w:r>
-        <w:t xml:space="preserve">The Atanasova study is valuable because it demonstrates that peptide motion on the AChE surface can coexist with receptor stability and that RMSD alone is insufficient to define residence </w:t>
-      </w:r>
-      <w:r>
-        <w:t>[5]</w:t>
-      </w:r>
-      <w:r>
-        <w:t>. Their 1-μs AChE–Aβ analysis incorporated snapshots, residue contacts, hydrogen bonds, hydrophobic interactions, SASA, secondary structure, RDF, and water-mediated bridges. The present result uses the same categories as an organizational framework but does not reproduce that study.</w:t>
+        <w:t>The Atanasova study is valuable because it demonstrates that peptide motion on the AChE surface can coexist with receptor stability and that RMSD alone is insufficient to define residence. Their 1-μs AChE–Aβ analysis incorporated snapshots, residue contacts, hydrogen bonds, hydrophobic interactions, SASA, secondary structure, RDF, and water-mediated bridges. The present result uses the same categories as an organizational framework but does not reproduce that study.</w:t>
       </w:r>
     </w:p>
     <w:p>
@@ -1543,211 +1423,6 @@
       </w:pPr>
       <w:r>
         <w:t>No binding free energy, kinetic residence time, AChE catalytic activity, competition with a known ligand, Aβ aggregation assay, BBB transport, cytotoxicity, or AD-relevant phenotype was measured. The trajectory cannot show that ALLLHRC inhibits AChE, binds the peripheral anionic site, alters amyloid assembly, reaches the brain, or contributes to disease. Those questions require a verified system identity, independently seeded trajectories, residue-level structural analysis, biochemical binding and enzyme assays, and appropriate peptide controls.</w:t>
-      </w:r>
-    </w:p>
-    <w:p>
-      <w:pPr>
-        <w:pStyle w:val="Heading2"/>
-        <w:keepNext/>
-      </w:pPr>
-      <w:r>
-        <w:t>References</w:t>
-      </w:r>
-    </w:p>
-    <w:p>
-      <w:pPr>
-        <w:pStyle w:val="Reference"/>
-        <w:ind w:left="360" w:hanging="360"/>
-      </w:pPr>
-      <w:r>
-        <w:rPr>
-          <w:sz w:val="24"/>
-          <w:szCs w:val="24"/>
-        </w:rPr>
-        <w:t xml:space="preserve">1. Scheltens P, De Strooper B, Kivipelto M, et al. Alzheimer’s disease. </w:t>
-      </w:r>
-      <w:r>
-        <w:rPr>
-          <w:i/>
-          <w:sz w:val="24"/>
-          <w:szCs w:val="24"/>
-        </w:rPr>
-        <w:t>Lancet</w:t>
-      </w:r>
-      <w:r>
-        <w:rPr>
-          <w:sz w:val="24"/>
-          <w:szCs w:val="24"/>
-        </w:rPr>
-        <w:t>. 2021;397(10284):1577–1590. doi:10.1016/S0140-6736(20)32205-4.</w:t>
-      </w:r>
-    </w:p>
-    <w:p>
-      <w:pPr>
-        <w:pStyle w:val="Reference"/>
-        <w:ind w:left="360" w:hanging="360"/>
-      </w:pPr>
-      <w:r>
-        <w:rPr>
-          <w:sz w:val="24"/>
-          <w:szCs w:val="24"/>
-        </w:rPr>
-        <w:t xml:space="preserve">2. Hampel H, Mesulam MM, Cuello AC, et al. The cholinergic system in the pathophysiology and treatment of Alzheimer’s disease. </w:t>
-      </w:r>
-      <w:r>
-        <w:rPr>
-          <w:i/>
-          <w:sz w:val="24"/>
-          <w:szCs w:val="24"/>
-        </w:rPr>
-        <w:t>Brain</w:t>
-      </w:r>
-      <w:r>
-        <w:rPr>
-          <w:sz w:val="24"/>
-          <w:szCs w:val="24"/>
-        </w:rPr>
-        <w:t>. 2018;141(7):1917–1933. doi:10.1093/brain/awy132.</w:t>
-      </w:r>
-    </w:p>
-    <w:p>
-      <w:pPr>
-        <w:pStyle w:val="Reference"/>
-        <w:ind w:left="360" w:hanging="360"/>
-      </w:pPr>
-      <w:r>
-        <w:rPr>
-          <w:sz w:val="24"/>
-          <w:szCs w:val="24"/>
-        </w:rPr>
-        <w:t xml:space="preserve">3. Inestrosa NC, Alvarez A, Pérez CA, et al. Acetylcholinesterase accelerates assembly of amyloid-β-peptides into Alzheimer’s fibrils. </w:t>
-      </w:r>
-      <w:r>
-        <w:rPr>
-          <w:i/>
-          <w:sz w:val="24"/>
-          <w:szCs w:val="24"/>
-        </w:rPr>
-        <w:t>Neuron</w:t>
-      </w:r>
-      <w:r>
-        <w:rPr>
-          <w:sz w:val="24"/>
-          <w:szCs w:val="24"/>
-        </w:rPr>
-        <w:t>. 1996;16(4):881–891. doi:10.1016/s0896-6273(00)80108-7.</w:t>
-      </w:r>
-    </w:p>
-    <w:p>
-      <w:pPr>
-        <w:pStyle w:val="Reference"/>
-        <w:ind w:left="360" w:hanging="360"/>
-      </w:pPr>
-      <w:r>
-        <w:rPr>
-          <w:sz w:val="24"/>
-          <w:szCs w:val="24"/>
-        </w:rPr>
-        <w:t xml:space="preserve">4. Cheung J, Rudolph MJ, Burshteyn F, et al. Structures of human acetylcholinesterase in complex with pharmacologically important ligands. </w:t>
-      </w:r>
-      <w:r>
-        <w:rPr>
-          <w:i/>
-          <w:sz w:val="24"/>
-          <w:szCs w:val="24"/>
-        </w:rPr>
-        <w:t>J Med Chem</w:t>
-      </w:r>
-      <w:r>
-        <w:rPr>
-          <w:sz w:val="24"/>
-          <w:szCs w:val="24"/>
-        </w:rPr>
-        <w:t>. 2012;55(23):10282–10286. doi:10.1021/jm300871x.</w:t>
-      </w:r>
-    </w:p>
-    <w:p>
-      <w:pPr>
-        <w:pStyle w:val="Reference"/>
-        <w:ind w:left="360" w:hanging="360"/>
-      </w:pPr>
-      <w:r>
-        <w:rPr>
-          <w:sz w:val="24"/>
-          <w:szCs w:val="24"/>
-        </w:rPr>
-        <w:t xml:space="preserve">5. Atanasova M, Dimitrov I, Ivanov S. Molecular dynamics simulations of acetylcholinesterase–beta-amyloid peptide complex. </w:t>
-      </w:r>
-      <w:r>
-        <w:rPr>
-          <w:i/>
-          <w:sz w:val="24"/>
-          <w:szCs w:val="24"/>
-        </w:rPr>
-        <w:t>Cybern Inf Technol</w:t>
-      </w:r>
-      <w:r>
-        <w:rPr>
-          <w:sz w:val="24"/>
-          <w:szCs w:val="24"/>
-        </w:rPr>
-        <w:t>. 2020;20(6):140–154. doi:10.2478/cait-2020-0068.</w:t>
-      </w:r>
-    </w:p>
-    <w:p>
-      <w:pPr>
-        <w:pStyle w:val="Reference"/>
-        <w:ind w:left="360" w:hanging="360"/>
-      </w:pPr>
-      <w:r>
-        <w:rPr>
-          <w:sz w:val="24"/>
-          <w:szCs w:val="24"/>
-        </w:rPr>
-        <w:t xml:space="preserve">6. Abraham MJ, Murtola T, Schulz R, et al. GROMACS: high performance molecular simulations through multi-level parallelism from laptops to supercomputers. </w:t>
-      </w:r>
-      <w:r>
-        <w:rPr>
-          <w:i/>
-          <w:sz w:val="24"/>
-          <w:szCs w:val="24"/>
-        </w:rPr>
-        <w:t>SoftwareX</w:t>
-      </w:r>
-      <w:r>
-        <w:rPr>
-          <w:sz w:val="24"/>
-          <w:szCs w:val="24"/>
-        </w:rPr>
-        <w:t>. 2015;1–2:19–25. doi:10.1016/j.softx.2015.06.001.</w:t>
-      </w:r>
-    </w:p>
-    <w:p>
-      <w:pPr>
-        <w:pStyle w:val="Reference"/>
-        <w:ind w:left="360" w:hanging="360"/>
-      </w:pPr>
-      <w:r>
-        <w:rPr>
-          <w:sz w:val="24"/>
-          <w:szCs w:val="24"/>
-        </w:rPr>
-        <w:t xml:space="preserve">7. Lindorff-Larsen K, Piana S, Palmo K, et al. Improved side-chain torsion potentials for the Amber ff99SB protein force field. </w:t>
-      </w:r>
-      <w:r>
-        <w:rPr>
-          <w:i/>
-          <w:sz w:val="24"/>
-          <w:szCs w:val="24"/>
-        </w:rPr>
-        <w:t>Proteins</w:t>
-      </w:r>
-      <w:r>
-        <w:rPr>
-          <w:sz w:val="24"/>
-          <w:szCs w:val="24"/>
-        </w:rPr>
-        <w:t>. 2010;78(8):1950–1958. doi:10.1002/prot.22711.</w:t>
       </w:r>
     </w:p>
     <w:sectPr>

--- a/projects/porphyromonas-ad-mechanism-manuscript/manuscript/md_alllhrc/full/English.docx
+++ b/projects/porphyromonas-ad-mechanism-manuscript/manuscript/md_alllhrc/full/English.docx
@@ -33,7 +33,17 @@
         <w:pStyle w:val="BodyText"/>
       </w:pPr>
       <w:r>
-        <w:t>Ligand structures comprised the twelve 7–9 amino acid candidate micropeptides prioritized through the multi-model oral small open reading frame (smORF) screening pipeline from the periodontitis cohort: ALLLHRC, FCLHLQLR, FLLHTTR, HLLTLKKHV, HLPLLHRCC, HVLLLRQCA, LLHLPKRTT, LLHPLRC, LLHPLRL, WLLVHLKK, YHHLLCRR, and YLSLLQR. Fully atomistic three-dimensional coordinates were constructed, and partial charges were assigned under physiological pH conditions. The molecular docking grid box was centered at the Peripheral Anionic Site (PAS) situated at the entrance of the active gorge of human AChE, encompassing the PAS subsite (Tyr72, Asp74, Thr75, Leu76, Trp286, His287, Tyr341), the aromatic bottleneck of the gorge neck (Phe295), the choline-binding anionic subsite (Trp86, Glu202, Tyr337), and the catalytic triad (Ser203, His447, Glu334). Exhaustive conformational sampling was executed using AutoDock Vina (exhaustiveness = 32), and predicted binding free energy scores (kcal/mol, reported as mean ± standard deviation) were calculated. Geometry-based interaction analyses were conducted on top-scoring poses to identify intermolecular hydrogen bonds, bond distances (Å), and key receptor contact residues, with particular emphasis on evaluating spatial and residue-specific docking into the AChE peripheral anionic site (PAS).</w:t>
+        <w:t>Ligand structures comprised the twelve 7–9 amino acid candidate micropeptides prioritized through the multi-model oral small open reading frame (smORF) screening pipeline from the periodontitis cohort: ALLLHRC, FCLHLQLR, FLLHTTR, HLLTLKKHV, HLPLLHRCC, HVLLLRQCA, LLHLPKRTT, LLHPLRC, LLHPLRL, WLLVHLKK, YHHLLCRR, and YLSLLQR. Fully atomistic three-dimensional coordinates were constructed, and partial charges were assigned under physiological pH conditions. The molecular docking grid box was centered at the Peripheral Anionic Site (PAS) situated at the entrance of the active gorge of human AChE, encompassing the PAS subsite (Tyr72, Asp74, Thr75, Leu76, Trp286, His287, Tyr341), the aromatic bottleneck of the gorge neck (Phe295), the choline-binding anionic subsite (Trp86, Glu202, Tyr337), and the catalytic triad (Ser203, His447, Glu334). Exhaustive conformational sampling was executed using AutoDock Vina (exhaustiveness = 32). Each ligand was docked in three independent runs, all of which completed successfully (</w:t>
+      </w:r>
+      <w:r>
+        <w:rPr>
+          <w:rFonts w:ascii="Consolas" w:hAnsi="Consolas" w:eastAsia="等线"/>
+          <w:shd w:val="clear" w:color="auto" w:fill="F2F4F7"/>
+        </w:rPr>
+        <w:t>N_Success</w:t>
+      </w:r>
+      <w:r>
+        <w:t xml:space="preserve"> = 3). The local run-level summary reports the best-run affinity, the arithmetic mean, and the standard deviation across the three successful runs. Geometry-based interaction analyses and pose composites were generated from the single best-scoring pose of each ligand, identifying intermolecular hydrogen bonds, bond distances (Å), and key receptor contact residues, with particular emphasis on evaluating spatial and residue-specific docking into the AChE peripheral anionic site (PAS). Individual PDBQT coordinate files and docking configuration logs are not archived in the present package; the local three-run summary table and best-pose composite figures constitute the docking source record used here.</w:t>
       </w:r>
     </w:p>
     <w:p>
@@ -416,7 +426,7 @@
         <w:pStyle w:val="BodyText"/>
       </w:pPr>
       <w:r>
-        <w:t>Molecular docking of the twelve candidate micropeptides against human AChE (PDB 4EY6) demonstrated favorable binding affinities across all sequences, with AutoDock Vina scores ranging from -8.25 to -9.60 kcal/mol (Table 1, Figure 1). FLLHTTR achieved the strongest binding score (-9.60 ± 0.08 kcal/mol), followed by YLSLLQR (-9.49 ± 0.05 kcal/mol), ALLLHRC (-9.29 ± 0.11 kcal/mol), and FCLHLQLR (-9.27 ± 0.09 kcal/mol). Each peptide formed between 3 and 10 intermolecular hydrogen bonds with key AChE residues, displaying average hydrogen-bond lengths between 2.83 and 3.28 Å.</w:t>
+        <w:t>Local AutoDock Vina docking of the twelve candidate micropeptides against human AChE (PDB 4EY6) demonstrated favorable predicted affinities for every sequence. Best-run scores ranged from -8.25 to -9.60 kcal/mol, and three-run means ranged from -8.07 ± 0.16 to -9.44 ± 0.09 kcal/mol (Table 1, Figure 1). Best-pose ranking placed FLLHTTR first (-9.60 kcal/mol), followed by YLSLLQR (-9.49 kcal/mol), ALLLHRC (-9.29 kcal/mol), and FCLHLQLR (-9.27 kcal/mol). Mean ranking across three successful runs instead placed YLSLLQR first (-9.44 ± 0.09 kcal/mol) and ALLLHRC second (-9.18 ± 0.11 kcal/mol). FLLHTTR retained the strongest single pose but displayed the largest run-to-run dispersion (-8.77 ± 1.41 kcal/mol), so its best-pose rank is not a converged mean affinity. Residue-level hydrogen-bond geometry and PAS engagement below refer to the best-scoring pose of each ligand (Figures 2 and 3; Figure S1). Each best pose formed between 3 and 10 intermolecular hydrogen bonds with key AChE residues, with average hydrogen-bond lengths between 2.83 and 3.28 Å.</w:t>
       </w:r>
     </w:p>
     <w:p>
@@ -427,7 +437,7 @@
         <w:rPr>
           <w:b/>
         </w:rPr>
-        <w:t>Table 1. Molecular docking scores, hydrogen-bonding networks, and peripheral anionic site (PAS) engagement profiles of twelve periodontitis-derived candidate micropeptides docked against human acetylcholinesterase (rhAChE, PDB 4EY6).</w:t>
+        <w:t>Table 1. Local AutoDock Vina scores, hydrogen-bonding networks, and peripheral anionic site (PAS) engagement profiles of twelve periodontitis-derived candidate micropeptides docked against human acetylcholinesterase (rhAChE, PDB 4EY6).</w:t>
       </w:r>
     </w:p>
     <w:tbl>
@@ -451,13 +461,14 @@
         </w:tblCellMar>
       </w:tblPr>
       <w:tblGrid>
-        <w:gridCol w:w="1337"/>
-        <w:gridCol w:w="1337"/>
-        <w:gridCol w:w="1337"/>
-        <w:gridCol w:w="1337"/>
-        <w:gridCol w:w="1337"/>
-        <w:gridCol w:w="1337"/>
-        <w:gridCol w:w="1337"/>
+        <w:gridCol w:w="1170"/>
+        <w:gridCol w:w="1170"/>
+        <w:gridCol w:w="1170"/>
+        <w:gridCol w:w="1170"/>
+        <w:gridCol w:w="1170"/>
+        <w:gridCol w:w="1170"/>
+        <w:gridCol w:w="1170"/>
+        <w:gridCol w:w="1170"/>
       </w:tblGrid>
       <w:tr>
         <w:trPr>
@@ -465,7 +476,7 @@
         </w:trPr>
         <w:tc>
           <w:tcPr>
-            <w:tcW w:w="1337" w:type="dxa"/>
+            <w:tcW w:w="1170" w:type="dxa"/>
             <w:tcBorders>
               <w:bottom w:val="single" w:sz="8" w:space="0" w:color="000000"/>
             </w:tcBorders>
@@ -487,7 +498,7 @@
         </w:tc>
         <w:tc>
           <w:tcPr>
-            <w:tcW w:w="1337" w:type="dxa"/>
+            <w:tcW w:w="1170" w:type="dxa"/>
             <w:tcBorders>
               <w:bottom w:val="single" w:sz="8" w:space="0" w:color="000000"/>
             </w:tcBorders>
@@ -509,7 +520,7 @@
         </w:tc>
         <w:tc>
           <w:tcPr>
-            <w:tcW w:w="1337" w:type="dxa"/>
+            <w:tcW w:w="1170" w:type="dxa"/>
             <w:tcBorders>
               <w:bottom w:val="single" w:sz="8" w:space="0" w:color="000000"/>
             </w:tcBorders>
@@ -531,7 +542,7 @@
         </w:tc>
         <w:tc>
           <w:tcPr>
-            <w:tcW w:w="1337" w:type="dxa"/>
+            <w:tcW w:w="1170" w:type="dxa"/>
             <w:tcBorders>
               <w:bottom w:val="single" w:sz="8" w:space="0" w:color="000000"/>
             </w:tcBorders>
@@ -553,7 +564,7 @@
         </w:tc>
         <w:tc>
           <w:tcPr>
-            <w:tcW w:w="1337" w:type="dxa"/>
+            <w:tcW w:w="1170" w:type="dxa"/>
             <w:tcBorders>
               <w:bottom w:val="single" w:sz="8" w:space="0" w:color="000000"/>
             </w:tcBorders>
@@ -575,7 +586,7 @@
         </w:tc>
         <w:tc>
           <w:tcPr>
-            <w:tcW w:w="1337" w:type="dxa"/>
+            <w:tcW w:w="1170" w:type="dxa"/>
             <w:tcBorders>
               <w:bottom w:val="single" w:sz="8" w:space="0" w:color="000000"/>
             </w:tcBorders>
@@ -591,13 +602,13 @@
                 <w:sz w:val="20"/>
                 <w:szCs w:val="20"/>
               </w:rPr>
-              <w:t>Vina docking score (kcal/mol)</w:t>
-            </w:r>
-          </w:p>
-        </w:tc>
-        <w:tc>
-          <w:tcPr>
-            <w:tcW w:w="1337" w:type="dxa"/>
+              <w:t>Best Vina score (kcal/mol)</w:t>
+            </w:r>
+          </w:p>
+        </w:tc>
+        <w:tc>
+          <w:tcPr>
+            <w:tcW w:w="1170" w:type="dxa"/>
             <w:tcBorders>
               <w:bottom w:val="single" w:sz="8" w:space="0" w:color="000000"/>
             </w:tcBorders>
@@ -613,6 +624,28 @@
                 <w:sz w:val="20"/>
                 <w:szCs w:val="20"/>
               </w:rPr>
+              <w:t>Mean ± SD, n=3 (kcal/mol)</w:t>
+            </w:r>
+          </w:p>
+        </w:tc>
+        <w:tc>
+          <w:tcPr>
+            <w:tcW w:w="1170" w:type="dxa"/>
+            <w:tcBorders>
+              <w:bottom w:val="single" w:sz="8" w:space="0" w:color="000000"/>
+            </w:tcBorders>
+            <w:vAlign w:val="center"/>
+          </w:tcPr>
+          <w:p>
+            <w:pPr>
+              <w:pStyle w:val="TableText"/>
+              <w:spacing w:before="0" w:after="0" w:line="240" w:lineRule="auto"/>
+            </w:pPr>
+            <w:r>
+              <w:rPr>
+                <w:sz w:val="20"/>
+                <w:szCs w:val="20"/>
+              </w:rPr>
               <w:t>PAS binding engagement and structural interaction profile</w:t>
             </w:r>
           </w:p>
@@ -621,7 +654,7 @@
       <w:tr>
         <w:tc>
           <w:tcPr>
-            <w:tcW w:w="1337" w:type="dxa"/>
+            <w:tcW w:w="1170" w:type="dxa"/>
             <w:vAlign w:val="center"/>
           </w:tcPr>
           <w:p>
@@ -640,7 +673,7 @@
         </w:tc>
         <w:tc>
           <w:tcPr>
-            <w:tcW w:w="1337" w:type="dxa"/>
+            <w:tcW w:w="1170" w:type="dxa"/>
             <w:vAlign w:val="center"/>
           </w:tcPr>
           <w:p>
@@ -659,7 +692,7 @@
         </w:tc>
         <w:tc>
           <w:tcPr>
-            <w:tcW w:w="1337" w:type="dxa"/>
+            <w:tcW w:w="1170" w:type="dxa"/>
             <w:vAlign w:val="center"/>
           </w:tcPr>
           <w:p>
@@ -678,7 +711,7 @@
         </w:tc>
         <w:tc>
           <w:tcPr>
-            <w:tcW w:w="1337" w:type="dxa"/>
+            <w:tcW w:w="1170" w:type="dxa"/>
             <w:vAlign w:val="center"/>
           </w:tcPr>
           <w:p>
@@ -697,7 +730,7 @@
         </w:tc>
         <w:tc>
           <w:tcPr>
-            <w:tcW w:w="1337" w:type="dxa"/>
+            <w:tcW w:w="1170" w:type="dxa"/>
             <w:vAlign w:val="center"/>
           </w:tcPr>
           <w:p>
@@ -716,26 +749,45 @@
         </w:tc>
         <w:tc>
           <w:tcPr>
-            <w:tcW w:w="1337" w:type="dxa"/>
-            <w:vAlign w:val="center"/>
-          </w:tcPr>
-          <w:p>
-            <w:pPr>
-              <w:pStyle w:val="TableText"/>
-              <w:spacing w:before="0" w:after="0" w:line="240" w:lineRule="auto"/>
-            </w:pPr>
-            <w:r>
-              <w:rPr>
-                <w:sz w:val="20"/>
-                <w:szCs w:val="20"/>
-              </w:rPr>
-              <w:t>-9.29 ± 0.11</w:t>
-            </w:r>
-          </w:p>
-        </w:tc>
-        <w:tc>
-          <w:tcPr>
-            <w:tcW w:w="1337" w:type="dxa"/>
+            <w:tcW w:w="1170" w:type="dxa"/>
+            <w:vAlign w:val="center"/>
+          </w:tcPr>
+          <w:p>
+            <w:pPr>
+              <w:pStyle w:val="TableText"/>
+              <w:spacing w:before="0" w:after="0" w:line="240" w:lineRule="auto"/>
+            </w:pPr>
+            <w:r>
+              <w:rPr>
+                <w:sz w:val="20"/>
+                <w:szCs w:val="20"/>
+              </w:rPr>
+              <w:t>-9.29</w:t>
+            </w:r>
+          </w:p>
+        </w:tc>
+        <w:tc>
+          <w:tcPr>
+            <w:tcW w:w="1170" w:type="dxa"/>
+            <w:vAlign w:val="center"/>
+          </w:tcPr>
+          <w:p>
+            <w:pPr>
+              <w:pStyle w:val="TableText"/>
+              <w:spacing w:before="0" w:after="0" w:line="240" w:lineRule="auto"/>
+            </w:pPr>
+            <w:r>
+              <w:rPr>
+                <w:sz w:val="20"/>
+                <w:szCs w:val="20"/>
+              </w:rPr>
+              <w:t>-9.18 ± 0.11</w:t>
+            </w:r>
+          </w:p>
+        </w:tc>
+        <w:tc>
+          <w:tcPr>
+            <w:tcW w:w="1170" w:type="dxa"/>
             <w:vAlign w:val="center"/>
           </w:tcPr>
           <w:p>
@@ -756,7 +808,7 @@
       <w:tr>
         <w:tc>
           <w:tcPr>
-            <w:tcW w:w="1337" w:type="dxa"/>
+            <w:tcW w:w="1170" w:type="dxa"/>
             <w:vAlign w:val="center"/>
           </w:tcPr>
           <w:p>
@@ -775,7 +827,7 @@
         </w:tc>
         <w:tc>
           <w:tcPr>
-            <w:tcW w:w="1337" w:type="dxa"/>
+            <w:tcW w:w="1170" w:type="dxa"/>
             <w:vAlign w:val="center"/>
           </w:tcPr>
           <w:p>
@@ -794,7 +846,7 @@
         </w:tc>
         <w:tc>
           <w:tcPr>
-            <w:tcW w:w="1337" w:type="dxa"/>
+            <w:tcW w:w="1170" w:type="dxa"/>
             <w:vAlign w:val="center"/>
           </w:tcPr>
           <w:p>
@@ -813,7 +865,7 @@
         </w:tc>
         <w:tc>
           <w:tcPr>
-            <w:tcW w:w="1337" w:type="dxa"/>
+            <w:tcW w:w="1170" w:type="dxa"/>
             <w:vAlign w:val="center"/>
           </w:tcPr>
           <w:p>
@@ -832,7 +884,7 @@
         </w:tc>
         <w:tc>
           <w:tcPr>
-            <w:tcW w:w="1337" w:type="dxa"/>
+            <w:tcW w:w="1170" w:type="dxa"/>
             <w:vAlign w:val="center"/>
           </w:tcPr>
           <w:p>
@@ -851,26 +903,45 @@
         </w:tc>
         <w:tc>
           <w:tcPr>
-            <w:tcW w:w="1337" w:type="dxa"/>
-            <w:vAlign w:val="center"/>
-          </w:tcPr>
-          <w:p>
-            <w:pPr>
-              <w:pStyle w:val="TableText"/>
-              <w:spacing w:before="0" w:after="0" w:line="240" w:lineRule="auto"/>
-            </w:pPr>
-            <w:r>
-              <w:rPr>
-                <w:sz w:val="20"/>
-                <w:szCs w:val="20"/>
-              </w:rPr>
-              <w:t>-9.27 ± 0.09</w:t>
-            </w:r>
-          </w:p>
-        </w:tc>
-        <w:tc>
-          <w:tcPr>
-            <w:tcW w:w="1337" w:type="dxa"/>
+            <w:tcW w:w="1170" w:type="dxa"/>
+            <w:vAlign w:val="center"/>
+          </w:tcPr>
+          <w:p>
+            <w:pPr>
+              <w:pStyle w:val="TableText"/>
+              <w:spacing w:before="0" w:after="0" w:line="240" w:lineRule="auto"/>
+            </w:pPr>
+            <w:r>
+              <w:rPr>
+                <w:sz w:val="20"/>
+                <w:szCs w:val="20"/>
+              </w:rPr>
+              <w:t>-9.27</w:t>
+            </w:r>
+          </w:p>
+        </w:tc>
+        <w:tc>
+          <w:tcPr>
+            <w:tcW w:w="1170" w:type="dxa"/>
+            <w:vAlign w:val="center"/>
+          </w:tcPr>
+          <w:p>
+            <w:pPr>
+              <w:pStyle w:val="TableText"/>
+              <w:spacing w:before="0" w:after="0" w:line="240" w:lineRule="auto"/>
+            </w:pPr>
+            <w:r>
+              <w:rPr>
+                <w:sz w:val="20"/>
+                <w:szCs w:val="20"/>
+              </w:rPr>
+              <w:t>-8.96 ± 0.48</w:t>
+            </w:r>
+          </w:p>
+        </w:tc>
+        <w:tc>
+          <w:tcPr>
+            <w:tcW w:w="1170" w:type="dxa"/>
             <w:vAlign w:val="center"/>
           </w:tcPr>
           <w:p>
@@ -891,7 +962,7 @@
       <w:tr>
         <w:tc>
           <w:tcPr>
-            <w:tcW w:w="1337" w:type="dxa"/>
+            <w:tcW w:w="1170" w:type="dxa"/>
             <w:vAlign w:val="center"/>
           </w:tcPr>
           <w:p>
@@ -910,7 +981,7 @@
         </w:tc>
         <w:tc>
           <w:tcPr>
-            <w:tcW w:w="1337" w:type="dxa"/>
+            <w:tcW w:w="1170" w:type="dxa"/>
             <w:vAlign w:val="center"/>
           </w:tcPr>
           <w:p>
@@ -929,7 +1000,7 @@
         </w:tc>
         <w:tc>
           <w:tcPr>
-            <w:tcW w:w="1337" w:type="dxa"/>
+            <w:tcW w:w="1170" w:type="dxa"/>
             <w:vAlign w:val="center"/>
           </w:tcPr>
           <w:p>
@@ -948,7 +1019,7 @@
         </w:tc>
         <w:tc>
           <w:tcPr>
-            <w:tcW w:w="1337" w:type="dxa"/>
+            <w:tcW w:w="1170" w:type="dxa"/>
             <w:vAlign w:val="center"/>
           </w:tcPr>
           <w:p>
@@ -967,7 +1038,7 @@
         </w:tc>
         <w:tc>
           <w:tcPr>
-            <w:tcW w:w="1337" w:type="dxa"/>
+            <w:tcW w:w="1170" w:type="dxa"/>
             <w:vAlign w:val="center"/>
           </w:tcPr>
           <w:p>
@@ -986,39 +1057,58 @@
         </w:tc>
         <w:tc>
           <w:tcPr>
-            <w:tcW w:w="1337" w:type="dxa"/>
-            <w:vAlign w:val="center"/>
-          </w:tcPr>
-          <w:p>
-            <w:pPr>
-              <w:pStyle w:val="TableText"/>
-              <w:spacing w:before="0" w:after="0" w:line="240" w:lineRule="auto"/>
-            </w:pPr>
-            <w:r>
-              <w:rPr>
-                <w:sz w:val="20"/>
-                <w:szCs w:val="20"/>
-              </w:rPr>
-              <w:t>-9.60 ± 0.08</w:t>
-            </w:r>
-          </w:p>
-        </w:tc>
-        <w:tc>
-          <w:tcPr>
-            <w:tcW w:w="1337" w:type="dxa"/>
-            <w:vAlign w:val="center"/>
-          </w:tcPr>
-          <w:p>
-            <w:pPr>
-              <w:pStyle w:val="TableText"/>
-              <w:spacing w:before="0" w:after="0" w:line="240" w:lineRule="auto"/>
-            </w:pPr>
-            <w:r>
-              <w:rPr>
-                <w:sz w:val="20"/>
-                <w:szCs w:val="20"/>
-              </w:rPr>
-              <w:t>Yes (Extensive PAS engagement); densely anchors canonical PAS residues Asp74, Tyr72, and His287, coordinated with Leu289, Phe295, and Tyr337; top docking score</w:t>
+            <w:tcW w:w="1170" w:type="dxa"/>
+            <w:vAlign w:val="center"/>
+          </w:tcPr>
+          <w:p>
+            <w:pPr>
+              <w:pStyle w:val="TableText"/>
+              <w:spacing w:before="0" w:after="0" w:line="240" w:lineRule="auto"/>
+            </w:pPr>
+            <w:r>
+              <w:rPr>
+                <w:sz w:val="20"/>
+                <w:szCs w:val="20"/>
+              </w:rPr>
+              <w:t>-9.60</w:t>
+            </w:r>
+          </w:p>
+        </w:tc>
+        <w:tc>
+          <w:tcPr>
+            <w:tcW w:w="1170" w:type="dxa"/>
+            <w:vAlign w:val="center"/>
+          </w:tcPr>
+          <w:p>
+            <w:pPr>
+              <w:pStyle w:val="TableText"/>
+              <w:spacing w:before="0" w:after="0" w:line="240" w:lineRule="auto"/>
+            </w:pPr>
+            <w:r>
+              <w:rPr>
+                <w:sz w:val="20"/>
+                <w:szCs w:val="20"/>
+              </w:rPr>
+              <w:t>-8.77 ± 1.41</w:t>
+            </w:r>
+          </w:p>
+        </w:tc>
+        <w:tc>
+          <w:tcPr>
+            <w:tcW w:w="1170" w:type="dxa"/>
+            <w:vAlign w:val="center"/>
+          </w:tcPr>
+          <w:p>
+            <w:pPr>
+              <w:pStyle w:val="TableText"/>
+              <w:spacing w:before="0" w:after="0" w:line="240" w:lineRule="auto"/>
+            </w:pPr>
+            <w:r>
+              <w:rPr>
+                <w:sz w:val="20"/>
+                <w:szCs w:val="20"/>
+              </w:rPr>
+              <w:t>Yes (Extensive PAS engagement); densely anchors canonical PAS residues Asp74, Tyr72, and His287, coordinated with Leu289, Phe295, and Tyr337; strongest best-run score, largest three-run SD</w:t>
             </w:r>
           </w:p>
         </w:tc>
@@ -1026,7 +1116,7 @@
       <w:tr>
         <w:tc>
           <w:tcPr>
-            <w:tcW w:w="1337" w:type="dxa"/>
+            <w:tcW w:w="1170" w:type="dxa"/>
             <w:vAlign w:val="center"/>
           </w:tcPr>
           <w:p>
@@ -1045,7 +1135,7 @@
         </w:tc>
         <w:tc>
           <w:tcPr>
-            <w:tcW w:w="1337" w:type="dxa"/>
+            <w:tcW w:w="1170" w:type="dxa"/>
             <w:vAlign w:val="center"/>
           </w:tcPr>
           <w:p>
@@ -1064,7 +1154,7 @@
         </w:tc>
         <w:tc>
           <w:tcPr>
-            <w:tcW w:w="1337" w:type="dxa"/>
+            <w:tcW w:w="1170" w:type="dxa"/>
             <w:vAlign w:val="center"/>
           </w:tcPr>
           <w:p>
@@ -1083,7 +1173,7 @@
         </w:tc>
         <w:tc>
           <w:tcPr>
-            <w:tcW w:w="1337" w:type="dxa"/>
+            <w:tcW w:w="1170" w:type="dxa"/>
             <w:vAlign w:val="center"/>
           </w:tcPr>
           <w:p>
@@ -1102,7 +1192,7 @@
         </w:tc>
         <w:tc>
           <w:tcPr>
-            <w:tcW w:w="1337" w:type="dxa"/>
+            <w:tcW w:w="1170" w:type="dxa"/>
             <w:vAlign w:val="center"/>
           </w:tcPr>
           <w:p>
@@ -1121,26 +1211,45 @@
         </w:tc>
         <w:tc>
           <w:tcPr>
-            <w:tcW w:w="1337" w:type="dxa"/>
-            <w:vAlign w:val="center"/>
-          </w:tcPr>
-          <w:p>
-            <w:pPr>
-              <w:pStyle w:val="TableText"/>
-              <w:spacing w:before="0" w:after="0" w:line="240" w:lineRule="auto"/>
-            </w:pPr>
-            <w:r>
-              <w:rPr>
-                <w:sz w:val="20"/>
-                <w:szCs w:val="20"/>
-              </w:rPr>
-              <w:t>-8.88 ± 0.05</w:t>
-            </w:r>
-          </w:p>
-        </w:tc>
-        <w:tc>
-          <w:tcPr>
-            <w:tcW w:w="1337" w:type="dxa"/>
+            <w:tcW w:w="1170" w:type="dxa"/>
+            <w:vAlign w:val="center"/>
+          </w:tcPr>
+          <w:p>
+            <w:pPr>
+              <w:pStyle w:val="TableText"/>
+              <w:spacing w:before="0" w:after="0" w:line="240" w:lineRule="auto"/>
+            </w:pPr>
+            <w:r>
+              <w:rPr>
+                <w:sz w:val="20"/>
+                <w:szCs w:val="20"/>
+              </w:rPr>
+              <w:t>-8.88</w:t>
+            </w:r>
+          </w:p>
+        </w:tc>
+        <w:tc>
+          <w:tcPr>
+            <w:tcW w:w="1170" w:type="dxa"/>
+            <w:vAlign w:val="center"/>
+          </w:tcPr>
+          <w:p>
+            <w:pPr>
+              <w:pStyle w:val="TableText"/>
+              <w:spacing w:before="0" w:after="0" w:line="240" w:lineRule="auto"/>
+            </w:pPr>
+            <w:r>
+              <w:rPr>
+                <w:sz w:val="20"/>
+                <w:szCs w:val="20"/>
+              </w:rPr>
+              <w:t>-8.69 ± 0.20</w:t>
+            </w:r>
+          </w:p>
+        </w:tc>
+        <w:tc>
+          <w:tcPr>
+            <w:tcW w:w="1170" w:type="dxa"/>
             <w:vAlign w:val="center"/>
           </w:tcPr>
           <w:p>
@@ -1161,7 +1270,7 @@
       <w:tr>
         <w:tc>
           <w:tcPr>
-            <w:tcW w:w="1337" w:type="dxa"/>
+            <w:tcW w:w="1170" w:type="dxa"/>
             <w:vAlign w:val="center"/>
           </w:tcPr>
           <w:p>
@@ -1180,7 +1289,7 @@
         </w:tc>
         <w:tc>
           <w:tcPr>
-            <w:tcW w:w="1337" w:type="dxa"/>
+            <w:tcW w:w="1170" w:type="dxa"/>
             <w:vAlign w:val="center"/>
           </w:tcPr>
           <w:p>
@@ -1199,7 +1308,7 @@
         </w:tc>
         <w:tc>
           <w:tcPr>
-            <w:tcW w:w="1337" w:type="dxa"/>
+            <w:tcW w:w="1170" w:type="dxa"/>
             <w:vAlign w:val="center"/>
           </w:tcPr>
           <w:p>
@@ -1218,7 +1327,7 @@
         </w:tc>
         <w:tc>
           <w:tcPr>
-            <w:tcW w:w="1337" w:type="dxa"/>
+            <w:tcW w:w="1170" w:type="dxa"/>
             <w:vAlign w:val="center"/>
           </w:tcPr>
           <w:p>
@@ -1237,7 +1346,7 @@
         </w:tc>
         <w:tc>
           <w:tcPr>
-            <w:tcW w:w="1337" w:type="dxa"/>
+            <w:tcW w:w="1170" w:type="dxa"/>
             <w:vAlign w:val="center"/>
           </w:tcPr>
           <w:p>
@@ -1256,26 +1365,45 @@
         </w:tc>
         <w:tc>
           <w:tcPr>
-            <w:tcW w:w="1337" w:type="dxa"/>
-            <w:vAlign w:val="center"/>
-          </w:tcPr>
-          <w:p>
-            <w:pPr>
-              <w:pStyle w:val="TableText"/>
-              <w:spacing w:before="0" w:after="0" w:line="240" w:lineRule="auto"/>
-            </w:pPr>
-            <w:r>
-              <w:rPr>
-                <w:sz w:val="20"/>
-                <w:szCs w:val="20"/>
-              </w:rPr>
-              <w:t>-8.35 ± 0.12</w:t>
-            </w:r>
-          </w:p>
-        </w:tc>
-        <w:tc>
-          <w:tcPr>
-            <w:tcW w:w="1337" w:type="dxa"/>
+            <w:tcW w:w="1170" w:type="dxa"/>
+            <w:vAlign w:val="center"/>
+          </w:tcPr>
+          <w:p>
+            <w:pPr>
+              <w:pStyle w:val="TableText"/>
+              <w:spacing w:before="0" w:after="0" w:line="240" w:lineRule="auto"/>
+            </w:pPr>
+            <w:r>
+              <w:rPr>
+                <w:sz w:val="20"/>
+                <w:szCs w:val="20"/>
+              </w:rPr>
+              <w:t>-8.35</w:t>
+            </w:r>
+          </w:p>
+        </w:tc>
+        <w:tc>
+          <w:tcPr>
+            <w:tcW w:w="1170" w:type="dxa"/>
+            <w:vAlign w:val="center"/>
+          </w:tcPr>
+          <w:p>
+            <w:pPr>
+              <w:pStyle w:val="TableText"/>
+              <w:spacing w:before="0" w:after="0" w:line="240" w:lineRule="auto"/>
+            </w:pPr>
+            <w:r>
+              <w:rPr>
+                <w:sz w:val="20"/>
+                <w:szCs w:val="20"/>
+              </w:rPr>
+              <w:t>-8.28 ± 0.07</w:t>
+            </w:r>
+          </w:p>
+        </w:tc>
+        <w:tc>
+          <w:tcPr>
+            <w:tcW w:w="1170" w:type="dxa"/>
             <w:vAlign w:val="center"/>
           </w:tcPr>
           <w:p>
@@ -1296,7 +1424,7 @@
       <w:tr>
         <w:tc>
           <w:tcPr>
-            <w:tcW w:w="1337" w:type="dxa"/>
+            <w:tcW w:w="1170" w:type="dxa"/>
             <w:vAlign w:val="center"/>
           </w:tcPr>
           <w:p>
@@ -1315,7 +1443,7 @@
         </w:tc>
         <w:tc>
           <w:tcPr>
-            <w:tcW w:w="1337" w:type="dxa"/>
+            <w:tcW w:w="1170" w:type="dxa"/>
             <w:vAlign w:val="center"/>
           </w:tcPr>
           <w:p>
@@ -1334,7 +1462,7 @@
         </w:tc>
         <w:tc>
           <w:tcPr>
-            <w:tcW w:w="1337" w:type="dxa"/>
+            <w:tcW w:w="1170" w:type="dxa"/>
             <w:vAlign w:val="center"/>
           </w:tcPr>
           <w:p>
@@ -1353,7 +1481,7 @@
         </w:tc>
         <w:tc>
           <w:tcPr>
-            <w:tcW w:w="1337" w:type="dxa"/>
+            <w:tcW w:w="1170" w:type="dxa"/>
             <w:vAlign w:val="center"/>
           </w:tcPr>
           <w:p>
@@ -1372,7 +1500,7 @@
         </w:tc>
         <w:tc>
           <w:tcPr>
-            <w:tcW w:w="1337" w:type="dxa"/>
+            <w:tcW w:w="1170" w:type="dxa"/>
             <w:vAlign w:val="center"/>
           </w:tcPr>
           <w:p>
@@ -1391,26 +1519,45 @@
         </w:tc>
         <w:tc>
           <w:tcPr>
-            <w:tcW w:w="1337" w:type="dxa"/>
-            <w:vAlign w:val="center"/>
-          </w:tcPr>
-          <w:p>
-            <w:pPr>
-              <w:pStyle w:val="TableText"/>
-              <w:spacing w:before="0" w:after="0" w:line="240" w:lineRule="auto"/>
-            </w:pPr>
-            <w:r>
-              <w:rPr>
-                <w:sz w:val="20"/>
-                <w:szCs w:val="20"/>
-              </w:rPr>
-              <w:t>-8.25 ± 0.09</w:t>
-            </w:r>
-          </w:p>
-        </w:tc>
-        <w:tc>
-          <w:tcPr>
-            <w:tcW w:w="1337" w:type="dxa"/>
+            <w:tcW w:w="1170" w:type="dxa"/>
+            <w:vAlign w:val="center"/>
+          </w:tcPr>
+          <w:p>
+            <w:pPr>
+              <w:pStyle w:val="TableText"/>
+              <w:spacing w:before="0" w:after="0" w:line="240" w:lineRule="auto"/>
+            </w:pPr>
+            <w:r>
+              <w:rPr>
+                <w:sz w:val="20"/>
+                <w:szCs w:val="20"/>
+              </w:rPr>
+              <w:t>-8.25</w:t>
+            </w:r>
+          </w:p>
+        </w:tc>
+        <w:tc>
+          <w:tcPr>
+            <w:tcW w:w="1170" w:type="dxa"/>
+            <w:vAlign w:val="center"/>
+          </w:tcPr>
+          <w:p>
+            <w:pPr>
+              <w:pStyle w:val="TableText"/>
+              <w:spacing w:before="0" w:after="0" w:line="240" w:lineRule="auto"/>
+            </w:pPr>
+            <w:r>
+              <w:rPr>
+                <w:sz w:val="20"/>
+                <w:szCs w:val="20"/>
+              </w:rPr>
+              <w:t>-8.07 ± 0.16</w:t>
+            </w:r>
+          </w:p>
+        </w:tc>
+        <w:tc>
+          <w:tcPr>
+            <w:tcW w:w="1170" w:type="dxa"/>
             <w:vAlign w:val="center"/>
           </w:tcPr>
           <w:p>
@@ -1431,7 +1578,7 @@
       <w:tr>
         <w:tc>
           <w:tcPr>
-            <w:tcW w:w="1337" w:type="dxa"/>
+            <w:tcW w:w="1170" w:type="dxa"/>
             <w:vAlign w:val="center"/>
           </w:tcPr>
           <w:p>
@@ -1450,7 +1597,7 @@
         </w:tc>
         <w:tc>
           <w:tcPr>
-            <w:tcW w:w="1337" w:type="dxa"/>
+            <w:tcW w:w="1170" w:type="dxa"/>
             <w:vAlign w:val="center"/>
           </w:tcPr>
           <w:p>
@@ -1469,7 +1616,7 @@
         </w:tc>
         <w:tc>
           <w:tcPr>
-            <w:tcW w:w="1337" w:type="dxa"/>
+            <w:tcW w:w="1170" w:type="dxa"/>
             <w:vAlign w:val="center"/>
           </w:tcPr>
           <w:p>
@@ -1488,7 +1635,7 @@
         </w:tc>
         <w:tc>
           <w:tcPr>
-            <w:tcW w:w="1337" w:type="dxa"/>
+            <w:tcW w:w="1170" w:type="dxa"/>
             <w:vAlign w:val="center"/>
           </w:tcPr>
           <w:p>
@@ -1507,7 +1654,7 @@
         </w:tc>
         <w:tc>
           <w:tcPr>
-            <w:tcW w:w="1337" w:type="dxa"/>
+            <w:tcW w:w="1170" w:type="dxa"/>
             <w:vAlign w:val="center"/>
           </w:tcPr>
           <w:p>
@@ -1526,26 +1673,45 @@
         </w:tc>
         <w:tc>
           <w:tcPr>
-            <w:tcW w:w="1337" w:type="dxa"/>
-            <w:vAlign w:val="center"/>
-          </w:tcPr>
-          <w:p>
-            <w:pPr>
-              <w:pStyle w:val="TableText"/>
-              <w:spacing w:before="0" w:after="0" w:line="240" w:lineRule="auto"/>
-            </w:pPr>
-            <w:r>
-              <w:rPr>
-                <w:sz w:val="20"/>
-                <w:szCs w:val="20"/>
-              </w:rPr>
-              <w:t>-9.01 ± 0.06</w:t>
-            </w:r>
-          </w:p>
-        </w:tc>
-        <w:tc>
-          <w:tcPr>
-            <w:tcW w:w="1337" w:type="dxa"/>
+            <w:tcW w:w="1170" w:type="dxa"/>
+            <w:vAlign w:val="center"/>
+          </w:tcPr>
+          <w:p>
+            <w:pPr>
+              <w:pStyle w:val="TableText"/>
+              <w:spacing w:before="0" w:after="0" w:line="240" w:lineRule="auto"/>
+            </w:pPr>
+            <w:r>
+              <w:rPr>
+                <w:sz w:val="20"/>
+                <w:szCs w:val="20"/>
+              </w:rPr>
+              <w:t>-9.01</w:t>
+            </w:r>
+          </w:p>
+        </w:tc>
+        <w:tc>
+          <w:tcPr>
+            <w:tcW w:w="1170" w:type="dxa"/>
+            <w:vAlign w:val="center"/>
+          </w:tcPr>
+          <w:p>
+            <w:pPr>
+              <w:pStyle w:val="TableText"/>
+              <w:spacing w:before="0" w:after="0" w:line="240" w:lineRule="auto"/>
+            </w:pPr>
+            <w:r>
+              <w:rPr>
+                <w:sz w:val="20"/>
+                <w:szCs w:val="20"/>
+              </w:rPr>
+              <w:t>-8.89 ± 0.16</w:t>
+            </w:r>
+          </w:p>
+        </w:tc>
+        <w:tc>
+          <w:tcPr>
+            <w:tcW w:w="1170" w:type="dxa"/>
             <w:vAlign w:val="center"/>
           </w:tcPr>
           <w:p>
@@ -1566,7 +1732,7 @@
       <w:tr>
         <w:tc>
           <w:tcPr>
-            <w:tcW w:w="1337" w:type="dxa"/>
+            <w:tcW w:w="1170" w:type="dxa"/>
             <w:vAlign w:val="center"/>
           </w:tcPr>
           <w:p>
@@ -1585,7 +1751,7 @@
         </w:tc>
         <w:tc>
           <w:tcPr>
-            <w:tcW w:w="1337" w:type="dxa"/>
+            <w:tcW w:w="1170" w:type="dxa"/>
             <w:vAlign w:val="center"/>
           </w:tcPr>
           <w:p>
@@ -1604,7 +1770,7 @@
         </w:tc>
         <w:tc>
           <w:tcPr>
-            <w:tcW w:w="1337" w:type="dxa"/>
+            <w:tcW w:w="1170" w:type="dxa"/>
             <w:vAlign w:val="center"/>
           </w:tcPr>
           <w:p>
@@ -1623,7 +1789,7 @@
         </w:tc>
         <w:tc>
           <w:tcPr>
-            <w:tcW w:w="1337" w:type="dxa"/>
+            <w:tcW w:w="1170" w:type="dxa"/>
             <w:vAlign w:val="center"/>
           </w:tcPr>
           <w:p>
@@ -1642,7 +1808,7 @@
         </w:tc>
         <w:tc>
           <w:tcPr>
-            <w:tcW w:w="1337" w:type="dxa"/>
+            <w:tcW w:w="1170" w:type="dxa"/>
             <w:vAlign w:val="center"/>
           </w:tcPr>
           <w:p>
@@ -1661,26 +1827,45 @@
         </w:tc>
         <w:tc>
           <w:tcPr>
-            <w:tcW w:w="1337" w:type="dxa"/>
-            <w:vAlign w:val="center"/>
-          </w:tcPr>
-          <w:p>
-            <w:pPr>
-              <w:pStyle w:val="TableText"/>
-              <w:spacing w:before="0" w:after="0" w:line="240" w:lineRule="auto"/>
-            </w:pPr>
-            <w:r>
-              <w:rPr>
-                <w:sz w:val="20"/>
-                <w:szCs w:val="20"/>
-              </w:rPr>
-              <w:t>-8.91 ± 0.08</w:t>
-            </w:r>
-          </w:p>
-        </w:tc>
-        <w:tc>
-          <w:tcPr>
-            <w:tcW w:w="1337" w:type="dxa"/>
+            <w:tcW w:w="1170" w:type="dxa"/>
+            <w:vAlign w:val="center"/>
+          </w:tcPr>
+          <w:p>
+            <w:pPr>
+              <w:pStyle w:val="TableText"/>
+              <w:spacing w:before="0" w:after="0" w:line="240" w:lineRule="auto"/>
+            </w:pPr>
+            <w:r>
+              <w:rPr>
+                <w:sz w:val="20"/>
+                <w:szCs w:val="20"/>
+              </w:rPr>
+              <w:t>-8.91</w:t>
+            </w:r>
+          </w:p>
+        </w:tc>
+        <w:tc>
+          <w:tcPr>
+            <w:tcW w:w="1170" w:type="dxa"/>
+            <w:vAlign w:val="center"/>
+          </w:tcPr>
+          <w:p>
+            <w:pPr>
+              <w:pStyle w:val="TableText"/>
+              <w:spacing w:before="0" w:after="0" w:line="240" w:lineRule="auto"/>
+            </w:pPr>
+            <w:r>
+              <w:rPr>
+                <w:sz w:val="20"/>
+                <w:szCs w:val="20"/>
+              </w:rPr>
+              <w:t>-8.78 ± 0.11</w:t>
+            </w:r>
+          </w:p>
+        </w:tc>
+        <w:tc>
+          <w:tcPr>
+            <w:tcW w:w="1170" w:type="dxa"/>
             <w:vAlign w:val="center"/>
           </w:tcPr>
           <w:p>
@@ -1701,7 +1886,7 @@
       <w:tr>
         <w:tc>
           <w:tcPr>
-            <w:tcW w:w="1337" w:type="dxa"/>
+            <w:tcW w:w="1170" w:type="dxa"/>
             <w:vAlign w:val="center"/>
           </w:tcPr>
           <w:p>
@@ -1720,7 +1905,7 @@
         </w:tc>
         <w:tc>
           <w:tcPr>
-            <w:tcW w:w="1337" w:type="dxa"/>
+            <w:tcW w:w="1170" w:type="dxa"/>
             <w:vAlign w:val="center"/>
           </w:tcPr>
           <w:p>
@@ -1739,7 +1924,7 @@
         </w:tc>
         <w:tc>
           <w:tcPr>
-            <w:tcW w:w="1337" w:type="dxa"/>
+            <w:tcW w:w="1170" w:type="dxa"/>
             <w:vAlign w:val="center"/>
           </w:tcPr>
           <w:p>
@@ -1758,7 +1943,7 @@
         </w:tc>
         <w:tc>
           <w:tcPr>
-            <w:tcW w:w="1337" w:type="dxa"/>
+            <w:tcW w:w="1170" w:type="dxa"/>
             <w:vAlign w:val="center"/>
           </w:tcPr>
           <w:p>
@@ -1777,7 +1962,7 @@
         </w:tc>
         <w:tc>
           <w:tcPr>
-            <w:tcW w:w="1337" w:type="dxa"/>
+            <w:tcW w:w="1170" w:type="dxa"/>
             <w:vAlign w:val="center"/>
           </w:tcPr>
           <w:p>
@@ -1796,39 +1981,58 @@
         </w:tc>
         <w:tc>
           <w:tcPr>
-            <w:tcW w:w="1337" w:type="dxa"/>
-            <w:vAlign w:val="center"/>
-          </w:tcPr>
-          <w:p>
-            <w:pPr>
-              <w:pStyle w:val="TableText"/>
-              <w:spacing w:before="0" w:after="0" w:line="240" w:lineRule="auto"/>
-            </w:pPr>
-            <w:r>
-              <w:rPr>
-                <w:sz w:val="20"/>
-                <w:szCs w:val="20"/>
-              </w:rPr>
-              <w:t>-8.94 ± 0.10</w:t>
-            </w:r>
-          </w:p>
-        </w:tc>
-        <w:tc>
-          <w:tcPr>
-            <w:tcW w:w="1337" w:type="dxa"/>
-            <w:vAlign w:val="center"/>
-          </w:tcPr>
-          <w:p>
-            <w:pPr>
-              <w:pStyle w:val="TableText"/>
-              <w:spacing w:before="0" w:after="0" w:line="240" w:lineRule="auto"/>
-            </w:pPr>
-            <w:r>
-              <w:rPr>
-                <w:sz w:val="20"/>
-                <w:szCs w:val="20"/>
-              </w:rPr>
-              <w:t>Yes (Dual-site spanning: PAS to catalytic triad); latches onto primary PAS gating residues Trp286 and Tyr341, spanning the full gorge through Phe295 and Tyr337 to catalytic His447; highest HBond count (10)</w:t>
+            <w:tcW w:w="1170" w:type="dxa"/>
+            <w:vAlign w:val="center"/>
+          </w:tcPr>
+          <w:p>
+            <w:pPr>
+              <w:pStyle w:val="TableText"/>
+              <w:spacing w:before="0" w:after="0" w:line="240" w:lineRule="auto"/>
+            </w:pPr>
+            <w:r>
+              <w:rPr>
+                <w:sz w:val="20"/>
+                <w:szCs w:val="20"/>
+              </w:rPr>
+              <w:t>-8.94</w:t>
+            </w:r>
+          </w:p>
+        </w:tc>
+        <w:tc>
+          <w:tcPr>
+            <w:tcW w:w="1170" w:type="dxa"/>
+            <w:vAlign w:val="center"/>
+          </w:tcPr>
+          <w:p>
+            <w:pPr>
+              <w:pStyle w:val="TableText"/>
+              <w:spacing w:before="0" w:after="0" w:line="240" w:lineRule="auto"/>
+            </w:pPr>
+            <w:r>
+              <w:rPr>
+                <w:sz w:val="20"/>
+                <w:szCs w:val="20"/>
+              </w:rPr>
+              <w:t>-8.91 ± 0.05</w:t>
+            </w:r>
+          </w:p>
+        </w:tc>
+        <w:tc>
+          <w:tcPr>
+            <w:tcW w:w="1170" w:type="dxa"/>
+            <w:vAlign w:val="center"/>
+          </w:tcPr>
+          <w:p>
+            <w:pPr>
+              <w:pStyle w:val="TableText"/>
+              <w:spacing w:before="0" w:after="0" w:line="240" w:lineRule="auto"/>
+            </w:pPr>
+            <w:r>
+              <w:rPr>
+                <w:sz w:val="20"/>
+                <w:szCs w:val="20"/>
+              </w:rPr>
+              <w:t>Yes (Dual-site spanning: PAS to catalytic triad); latches onto primary PAS gating residues Trp286 and Tyr341, spanning the full gorge through Phe295 and Tyr337 to catalytic His447; highest HBond count (10) and smallest three-run SD</w:t>
             </w:r>
           </w:p>
         </w:tc>
@@ -1836,7 +2040,7 @@
       <w:tr>
         <w:tc>
           <w:tcPr>
-            <w:tcW w:w="1337" w:type="dxa"/>
+            <w:tcW w:w="1170" w:type="dxa"/>
             <w:vAlign w:val="center"/>
           </w:tcPr>
           <w:p>
@@ -1855,7 +2059,7 @@
         </w:tc>
         <w:tc>
           <w:tcPr>
-            <w:tcW w:w="1337" w:type="dxa"/>
+            <w:tcW w:w="1170" w:type="dxa"/>
             <w:vAlign w:val="center"/>
           </w:tcPr>
           <w:p>
@@ -1874,7 +2078,7 @@
         </w:tc>
         <w:tc>
           <w:tcPr>
-            <w:tcW w:w="1337" w:type="dxa"/>
+            <w:tcW w:w="1170" w:type="dxa"/>
             <w:vAlign w:val="center"/>
           </w:tcPr>
           <w:p>
@@ -1893,7 +2097,7 @@
         </w:tc>
         <w:tc>
           <w:tcPr>
-            <w:tcW w:w="1337" w:type="dxa"/>
+            <w:tcW w:w="1170" w:type="dxa"/>
             <w:vAlign w:val="center"/>
           </w:tcPr>
           <w:p>
@@ -1912,7 +2116,7 @@
         </w:tc>
         <w:tc>
           <w:tcPr>
-            <w:tcW w:w="1337" w:type="dxa"/>
+            <w:tcW w:w="1170" w:type="dxa"/>
             <w:vAlign w:val="center"/>
           </w:tcPr>
           <w:p>
@@ -1931,26 +2135,45 @@
         </w:tc>
         <w:tc>
           <w:tcPr>
-            <w:tcW w:w="1337" w:type="dxa"/>
-            <w:vAlign w:val="center"/>
-          </w:tcPr>
-          <w:p>
-            <w:pPr>
-              <w:pStyle w:val="TableText"/>
-              <w:spacing w:before="0" w:after="0" w:line="240" w:lineRule="auto"/>
-            </w:pPr>
-            <w:r>
-              <w:rPr>
-                <w:sz w:val="20"/>
-                <w:szCs w:val="20"/>
-              </w:rPr>
-              <w:t>-8.94 ± 0.04</w:t>
-            </w:r>
-          </w:p>
-        </w:tc>
-        <w:tc>
-          <w:tcPr>
-            <w:tcW w:w="1337" w:type="dxa"/>
+            <w:tcW w:w="1170" w:type="dxa"/>
+            <w:vAlign w:val="center"/>
+          </w:tcPr>
+          <w:p>
+            <w:pPr>
+              <w:pStyle w:val="TableText"/>
+              <w:spacing w:before="0" w:after="0" w:line="240" w:lineRule="auto"/>
+            </w:pPr>
+            <w:r>
+              <w:rPr>
+                <w:sz w:val="20"/>
+                <w:szCs w:val="20"/>
+              </w:rPr>
+              <w:t>-8.94</w:t>
+            </w:r>
+          </w:p>
+        </w:tc>
+        <w:tc>
+          <w:tcPr>
+            <w:tcW w:w="1170" w:type="dxa"/>
+            <w:vAlign w:val="center"/>
+          </w:tcPr>
+          <w:p>
+            <w:pPr>
+              <w:pStyle w:val="TableText"/>
+              <w:spacing w:before="0" w:after="0" w:line="240" w:lineRule="auto"/>
+            </w:pPr>
+            <w:r>
+              <w:rPr>
+                <w:sz w:val="20"/>
+                <w:szCs w:val="20"/>
+              </w:rPr>
+              <w:t>-8.64 ± 0.26</w:t>
+            </w:r>
+          </w:p>
+        </w:tc>
+        <w:tc>
+          <w:tcPr>
+            <w:tcW w:w="1170" w:type="dxa"/>
             <w:vAlign w:val="center"/>
           </w:tcPr>
           <w:p>
@@ -1971,7 +2194,7 @@
       <w:tr>
         <w:tc>
           <w:tcPr>
-            <w:tcW w:w="1337" w:type="dxa"/>
+            <w:tcW w:w="1170" w:type="dxa"/>
             <w:vAlign w:val="center"/>
           </w:tcPr>
           <w:p>
@@ -1990,7 +2213,7 @@
         </w:tc>
         <w:tc>
           <w:tcPr>
-            <w:tcW w:w="1337" w:type="dxa"/>
+            <w:tcW w:w="1170" w:type="dxa"/>
             <w:vAlign w:val="center"/>
           </w:tcPr>
           <w:p>
@@ -2009,7 +2232,7 @@
         </w:tc>
         <w:tc>
           <w:tcPr>
-            <w:tcW w:w="1337" w:type="dxa"/>
+            <w:tcW w:w="1170" w:type="dxa"/>
             <w:vAlign w:val="center"/>
           </w:tcPr>
           <w:p>
@@ -2028,7 +2251,7 @@
         </w:tc>
         <w:tc>
           <w:tcPr>
-            <w:tcW w:w="1337" w:type="dxa"/>
+            <w:tcW w:w="1170" w:type="dxa"/>
             <w:vAlign w:val="center"/>
           </w:tcPr>
           <w:p>
@@ -2047,7 +2270,7 @@
         </w:tc>
         <w:tc>
           <w:tcPr>
-            <w:tcW w:w="1337" w:type="dxa"/>
+            <w:tcW w:w="1170" w:type="dxa"/>
             <w:vAlign w:val="center"/>
           </w:tcPr>
           <w:p>
@@ -2066,26 +2289,45 @@
         </w:tc>
         <w:tc>
           <w:tcPr>
-            <w:tcW w:w="1337" w:type="dxa"/>
-            <w:vAlign w:val="center"/>
-          </w:tcPr>
-          <w:p>
-            <w:pPr>
-              <w:pStyle w:val="TableText"/>
-              <w:spacing w:before="0" w:after="0" w:line="240" w:lineRule="auto"/>
-            </w:pPr>
-            <w:r>
-              <w:rPr>
-                <w:sz w:val="20"/>
-                <w:szCs w:val="20"/>
-              </w:rPr>
-              <w:t>-9.03 ± 0.07</w:t>
-            </w:r>
-          </w:p>
-        </w:tc>
-        <w:tc>
-          <w:tcPr>
-            <w:tcW w:w="1337" w:type="dxa"/>
+            <w:tcW w:w="1170" w:type="dxa"/>
+            <w:vAlign w:val="center"/>
+          </w:tcPr>
+          <w:p>
+            <w:pPr>
+              <w:pStyle w:val="TableText"/>
+              <w:spacing w:before="0" w:after="0" w:line="240" w:lineRule="auto"/>
+            </w:pPr>
+            <w:r>
+              <w:rPr>
+                <w:sz w:val="20"/>
+                <w:szCs w:val="20"/>
+              </w:rPr>
+              <w:t>-9.03</w:t>
+            </w:r>
+          </w:p>
+        </w:tc>
+        <w:tc>
+          <w:tcPr>
+            <w:tcW w:w="1170" w:type="dxa"/>
+            <w:vAlign w:val="center"/>
+          </w:tcPr>
+          <w:p>
+            <w:pPr>
+              <w:pStyle w:val="TableText"/>
+              <w:spacing w:before="0" w:after="0" w:line="240" w:lineRule="auto"/>
+            </w:pPr>
+            <w:r>
+              <w:rPr>
+                <w:sz w:val="20"/>
+                <w:szCs w:val="20"/>
+              </w:rPr>
+              <w:t>-8.62 ± 0.43</w:t>
+            </w:r>
+          </w:p>
+        </w:tc>
+        <w:tc>
+          <w:tcPr>
+            <w:tcW w:w="1170" w:type="dxa"/>
             <w:vAlign w:val="center"/>
           </w:tcPr>
           <w:p>
@@ -2106,7 +2348,7 @@
       <w:tr>
         <w:tc>
           <w:tcPr>
-            <w:tcW w:w="1337" w:type="dxa"/>
+            <w:tcW w:w="1170" w:type="dxa"/>
             <w:vAlign w:val="center"/>
           </w:tcPr>
           <w:p>
@@ -2125,7 +2367,7 @@
         </w:tc>
         <w:tc>
           <w:tcPr>
-            <w:tcW w:w="1337" w:type="dxa"/>
+            <w:tcW w:w="1170" w:type="dxa"/>
             <w:vAlign w:val="center"/>
           </w:tcPr>
           <w:p>
@@ -2144,7 +2386,7 @@
         </w:tc>
         <w:tc>
           <w:tcPr>
-            <w:tcW w:w="1337" w:type="dxa"/>
+            <w:tcW w:w="1170" w:type="dxa"/>
             <w:vAlign w:val="center"/>
           </w:tcPr>
           <w:p>
@@ -2163,7 +2405,7 @@
         </w:tc>
         <w:tc>
           <w:tcPr>
-            <w:tcW w:w="1337" w:type="dxa"/>
+            <w:tcW w:w="1170" w:type="dxa"/>
             <w:vAlign w:val="center"/>
           </w:tcPr>
           <w:p>
@@ -2182,7 +2424,7 @@
         </w:tc>
         <w:tc>
           <w:tcPr>
-            <w:tcW w:w="1337" w:type="dxa"/>
+            <w:tcW w:w="1170" w:type="dxa"/>
             <w:vAlign w:val="center"/>
           </w:tcPr>
           <w:p>
@@ -2201,39 +2443,58 @@
         </w:tc>
         <w:tc>
           <w:tcPr>
-            <w:tcW w:w="1337" w:type="dxa"/>
-            <w:vAlign w:val="center"/>
-          </w:tcPr>
-          <w:p>
-            <w:pPr>
-              <w:pStyle w:val="TableText"/>
-              <w:spacing w:before="0" w:after="0" w:line="240" w:lineRule="auto"/>
-            </w:pPr>
-            <w:r>
-              <w:rPr>
-                <w:sz w:val="20"/>
-                <w:szCs w:val="20"/>
-              </w:rPr>
-              <w:t>-9.49 ± 0.05</w:t>
-            </w:r>
-          </w:p>
-        </w:tc>
-        <w:tc>
-          <w:tcPr>
-            <w:tcW w:w="1337" w:type="dxa"/>
-            <w:vAlign w:val="center"/>
-          </w:tcPr>
-          <w:p>
-            <w:pPr>
-              <w:pStyle w:val="TableText"/>
-              <w:spacing w:before="0" w:after="0" w:line="240" w:lineRule="auto"/>
-            </w:pPr>
-            <w:r>
-              <w:rPr>
-                <w:sz w:val="20"/>
-                <w:szCs w:val="20"/>
-              </w:rPr>
-              <w:t>Yes (PAS engaged); simultaneously coordinates PAS residues Tyr72 and Thr75 with catalytic and anionic residues Ser203, Glu202, and Tyr337; ranked second in docking score</w:t>
+            <w:tcW w:w="1170" w:type="dxa"/>
+            <w:vAlign w:val="center"/>
+          </w:tcPr>
+          <w:p>
+            <w:pPr>
+              <w:pStyle w:val="TableText"/>
+              <w:spacing w:before="0" w:after="0" w:line="240" w:lineRule="auto"/>
+            </w:pPr>
+            <w:r>
+              <w:rPr>
+                <w:sz w:val="20"/>
+                <w:szCs w:val="20"/>
+              </w:rPr>
+              <w:t>-9.49</w:t>
+            </w:r>
+          </w:p>
+        </w:tc>
+        <w:tc>
+          <w:tcPr>
+            <w:tcW w:w="1170" w:type="dxa"/>
+            <w:vAlign w:val="center"/>
+          </w:tcPr>
+          <w:p>
+            <w:pPr>
+              <w:pStyle w:val="TableText"/>
+              <w:spacing w:before="0" w:after="0" w:line="240" w:lineRule="auto"/>
+            </w:pPr>
+            <w:r>
+              <w:rPr>
+                <w:sz w:val="20"/>
+                <w:szCs w:val="20"/>
+              </w:rPr>
+              <w:t>-9.44 ± 0.09</w:t>
+            </w:r>
+          </w:p>
+        </w:tc>
+        <w:tc>
+          <w:tcPr>
+            <w:tcW w:w="1170" w:type="dxa"/>
+            <w:vAlign w:val="center"/>
+          </w:tcPr>
+          <w:p>
+            <w:pPr>
+              <w:pStyle w:val="TableText"/>
+              <w:spacing w:before="0" w:after="0" w:line="240" w:lineRule="auto"/>
+            </w:pPr>
+            <w:r>
+              <w:rPr>
+                <w:sz w:val="20"/>
+                <w:szCs w:val="20"/>
+              </w:rPr>
+              <w:t>Yes (PAS engaged); simultaneously coordinates PAS residues Tyr72 and Thr75 with catalytic and anionic residues Ser203, Glu202, and Tyr337; strongest three-run mean</w:t>
             </w:r>
           </w:p>
         </w:tc>
@@ -2246,6 +2507,62 @@
     </w:p>
     <w:p>
       <w:pPr>
+        <w:pStyle w:val="Caption"/>
+      </w:pPr>
+      <w:r>
+        <w:rPr>
+          <w:b/>
+        </w:rPr>
+        <w:t>Figure 1. Local AutoDock Vina scores of twelve candidate micropeptides against human AChE (PDB 4EY6).</w:t>
+      </w:r>
+      <w:r>
+        <w:t xml:space="preserve"> Blue circles show the mean affinity from three independent successful runs; whiskers show the corresponding standard deviation; orange diamonds mark the best-run affinity. More negative values indicate stronger predicted binding. Scores are empirical Vina ranking metrics, not experimental binding free energies.</w:t>
+      </w:r>
+    </w:p>
+    <w:p>
+      <w:pPr>
+        <w:pStyle w:val="Caption"/>
+      </w:pPr>
+      <w:r>
+        <w:rPr>
+          <w:b/>
+        </w:rPr>
+        <w:t>Figure 2. Best-scoring docking poses of ALLLHRC, FCLHLQLR, FLLHTTR, HLLTLKKHV, HLPLLHRCC, and HVLLLRQCA (panels A–F).</w:t>
+      </w:r>
+      <w:r>
+        <w:t xml:space="preserve"> Each panel shows the global pose on AChE (left) and a magnified contact view (right). The peptide is shown in orange sticks; contacting AChE residues are cyan; hydrogen bonds are dashed.</w:t>
+      </w:r>
+    </w:p>
+    <w:p>
+      <w:pPr>
+        <w:pStyle w:val="Caption"/>
+      </w:pPr>
+      <w:r>
+        <w:rPr>
+          <w:b/>
+        </w:rPr>
+        <w:t>Figure 3. Best-scoring docking poses of LLHLPKRTT, LLHPLRC, LLHPLRL, WLLVHLKK, YHHLLCRR, and YLSLLQR (panels G–L).</w:t>
+      </w:r>
+      <w:r>
+        <w:t xml:space="preserve"> Display conventions match Figure 2. LLHPLRL (panel I) spans PAS gatekeepers Trp286/Tyr341 to catalytic His447.</w:t>
+      </w:r>
+    </w:p>
+    <w:p>
+      <w:pPr>
+        <w:pStyle w:val="Caption"/>
+      </w:pPr>
+      <w:r>
+        <w:rPr>
+          <w:b/>
+        </w:rPr>
+        <w:t>Figure S1. Combined overview of all twelve best-scoring docking poses.</w:t>
+      </w:r>
+      <w:r>
+        <w:t xml:space="preserve"> Single-page layout of panels A–L corresponding to Figures 2 and 3.</w:t>
+      </w:r>
+    </w:p>
+    <w:p>
+      <w:pPr>
         <w:pStyle w:val="BodyText"/>
       </w:pPr>
       <w:r>
@@ -2270,7 +2587,7 @@
         <w:pStyle w:val="BodyText"/>
       </w:pPr>
       <w:r>
-        <w:t xml:space="preserve">   - FLLHTTR exhibited the most concentrated PAS surface anchoring, forming multiple polar bonds with charged and aromatic residues Asp74, Tyr72, and His287, while inserting hydrophobic side chains into gorge entrance residues Leu289 and Phe295, correlating with its top-ranked binding score (-9.60 kcal/mol).</w:t>
+        <w:t xml:space="preserve">   - FLLHTTR exhibited the most concentrated PAS surface anchoring, forming multiple polar bonds with charged and aromatic residues Asp74, Tyr72, and His287, while inserting hydrophobic side chains into gorge entrance residues Leu289 and Phe295, correlating with its top-ranked best-run score (-9.60 kcal/mol; Figure 2C). The same ligand’s three-run mean (-8.77 ± 1.41 kcal/mol) shows that this PAS-rich pose was not recovered at equivalent strength in every run.</w:t>
       </w:r>
     </w:p>
     <w:p>
@@ -2278,7 +2595,7 @@
         <w:pStyle w:val="BodyText"/>
       </w:pPr>
       <w:r>
-        <w:t xml:space="preserve">   - LLHPLRL displayed an elongated "dual-site spanning" conformation, directly latching onto canonical PAS gatekeepers Trp286 and Tyr341 at the gorge entrance while extending longitudinally through the 20 Å gorge to engage bottleneck residue Phe295, anionic residue Tyr337, and catalytic residue His447, producing ten intermolecular hydrogen bonds and sterically occluding the gorge aperture.</w:t>
+        <w:t xml:space="preserve">   - LLHPLRL displayed an elongated "dual-site spanning" conformation, directly latching onto canonical PAS gatekeepers Trp286 and Tyr341 at the gorge entrance while extending longitudinally through the 20 Å gorge to engage bottleneck residue Phe295, anionic residue Tyr337, and catalytic residue His447, producing ten intermolecular hydrogen bonds and sterically occluding the gorge aperture (Figure 3I). Its three-run mean (-8.91 ± 0.05 kcal/mol) was nearly identical to the best-run value, indicating a reproducible pose family.</w:t>
       </w:r>
     </w:p>
     <w:p>
@@ -2286,7 +2603,7 @@
         <w:pStyle w:val="BodyText"/>
       </w:pPr>
       <w:r>
-        <w:t xml:space="preserve">   - YLSLLQR bridged the PAS (Tyr72, Thr75) with the catalytic/anionic machinery (Glu202, Ser203, Tyr337), achieving -9.49 kcal/mol.</w:t>
+        <w:t xml:space="preserve">   - YLSLLQR bridged the PAS (Tyr72, Thr75) with the catalytic/anionic machinery (Glu202, Ser203, Tyr337), achieving a best-run score of -9.49 kcal/mol and the strongest three-run mean (-9.44 ± 0.09 kcal/mol; Figure 3L).</w:t>
       </w:r>
     </w:p>
     <w:p>
@@ -2294,7 +2611,7 @@
         <w:pStyle w:val="BodyText"/>
       </w:pPr>
       <w:r>
-        <w:t xml:space="preserve">   - HLLTLKKHV engaged PAS core residue Tyr72 as well as Phe346 (within the benchmark 344–361 surface region) and Tyr77 (adjacent to Leu76-Trp77).</w:t>
+        <w:t xml:space="preserve">   - HLLTLKKHV engaged PAS core residue Tyr72 as well as Phe346 (within the benchmark 344–361 surface region) and Tyr77 (adjacent to Leu76-Trp77; Figure 2D).</w:t>
       </w:r>
     </w:p>
     <w:p>
@@ -2315,7 +2632,7 @@
         <w:pStyle w:val="BodyText"/>
       </w:pPr>
       <w:r>
-        <w:t xml:space="preserve">   - ALLLHRC formed an exceptionally short, strong hydrogen bond with catalytic Ser203 (mean length 2.83 Å, shortest in the cohort) alongside Tyr124 and Ser125, favoring a catalytic pocket/gorge neck pose rather than outer PAS binding.</w:t>
+        <w:t xml:space="preserve">   - ALLLHRC formed an exceptionally short, strong hydrogen bond with catalytic Ser203 (mean length 2.83 Å, shortest in the cohort) alongside Tyr124 and Ser125, favoring a catalytic pocket/gorge neck pose rather than outer PAS binding (Figure 2A). Its three-run mean remained among the strongest values (-9.18 ± 0.11 kcal/mol).</w:t>
       </w:r>
     </w:p>
     <w:p>
@@ -2323,7 +2640,7 @@
         <w:pStyle w:val="BodyText"/>
       </w:pPr>
       <w:r>
-        <w:t xml:space="preserve">   - YHHLLCRR targeted the choline-binding pocket (Trp86, Tyr337) and catalytic Ser203.</w:t>
+        <w:t xml:space="preserve">   - YHHLLCRR targeted the choline-binding pocket (Trp86, Tyr337) and catalytic Ser203 (Figure 3K).</w:t>
       </w:r>
     </w:p>
     <w:p>
@@ -2331,7 +2648,7 @@
         <w:pStyle w:val="BodyText"/>
       </w:pPr>
       <w:r>
-        <w:t xml:space="preserve">   - WLLVHLKK was restricted to outer peripheral loops (Asn283, Gln279, Ser293).</w:t>
+        <w:t xml:space="preserve">   - WLLVHLKK was restricted to outer peripheral loops (Asn283, Gln279, Ser293; Figure 3J).</w:t>
       </w:r>
     </w:p>
     <w:p>
@@ -2339,7 +2656,7 @@
         <w:pStyle w:val="BodyText"/>
       </w:pPr>
       <w:r>
-        <w:t>These results confirm that periodontitis-derived micropeptides preferentially target the AChE PAS and active gorge entrance, establishing a structural foundation for subsequent dynamic stability and pathogenic evaluations (Figure 1).</w:t>
+        <w:t>These results confirm that periodontitis-derived micropeptides preferentially target the AChE PAS and active gorge entrance in their best-scoring poses, while the three-run summary distinguishes reproducible high-affinity ligands (YLSLLQR, ALLLHRC, LLHPLRL) from ligands whose best pose is stronger than the run-averaged score (FLLHTTR, FCLHLQLR, YHHLLCRR). This structural inventory provided the starting poses for subsequent dynamic stability evaluations (Figures 1–3).</w:t>
       </w:r>
     </w:p>
     <w:p>
@@ -2356,7 +2673,7 @@
         <w:pStyle w:val="BodyText"/>
       </w:pPr>
       <w:r>
-        <w:t>To assess dynamic behavior in an explicit aqueous environment, 100-ns production simulations were completed for the unliganded apo AChE control and three micropeptide complexes (AChE–ALLLHRC, Figure 2; AChE–FLLHTTR, Figure 3; AChE–YLSLLQR, Figure 4) (Table 2, Figures 2–4).</w:t>
+        <w:t>To assess dynamic behavior in an explicit aqueous environment, 100-ns production simulations were completed for the unliganded apo AChE control and three micropeptide complexes (AChE–ALLLHRC, Figure 4; AChE–FLLHTTR, Figure 5; AChE–YLSLLQR, Figure 6) (Table 2, Figures 4–6).</w:t>
       </w:r>
     </w:p>
     <w:p>
@@ -4075,7 +4392,7 @@
         <w:pStyle w:val="BodyText"/>
       </w:pPr>
       <w:r>
-        <w:t xml:space="preserve">   - As shown in Figures 2A, 3A, and 4A, the apo AChE backbone Cα RMSD stabilized rapidly after equilibration, remaining between 0.15 and 0.16 nm (final 20-ns mean: 0.1562 ± 0.0093 nm), reflecting the intrinsic rigidity of the unliganded catalytic scaffold.</w:t>
+        <w:t xml:space="preserve">   - As shown in Figures 4A, 5A, and 6A, the apo AChE backbone Cα RMSD stabilized rapidly after equilibration, remaining between 0.15 and 0.16 nm (final 20-ns mean: 0.1562 ± 0.0093 nm), reflecting the intrinsic rigidity of the unliganded catalytic scaffold.</w:t>
       </w:r>
     </w:p>
     <w:p>
@@ -4112,7 +4429,7 @@
         <w:pStyle w:val="BodyText"/>
       </w:pPr>
       <w:r>
-        <w:t xml:space="preserve">   - RMSF distributions (Figures 2B, 3B, and 4B) demonstrated identical topological patterns: core catalytic residues (Ser203, His447, Glu334) and internal secondary structural elements showed minimal mobility (RMSF &lt; 0.06 nm), whereas elevated fluctuations were confined to surface loop regions (residues 70–85 flanking the PAS, 255/486 chain termini, and 373–384).</w:t>
+        <w:t xml:space="preserve">   - RMSF distributions (Figures 4B, 5B, and 6B) demonstrated identical topological patterns: core catalytic residues (Ser203, His447, Glu334) and internal secondary structural elements showed minimal mobility (RMSF &lt; 0.06 nm), whereas elevated fluctuations were confined to surface loop regions (residues 70–85 flanking the PAS, 255/486 chain termini, and 373–384).</w:t>
       </w:r>
     </w:p>
     <w:p>
@@ -4141,7 +4458,7 @@
         <w:pStyle w:val="BodyText"/>
       </w:pPr>
       <w:r>
-        <w:t xml:space="preserve">   - The radius of gyration Rg (Figures 2D, 3D, and 4D) remained tightly constrained between 2.29 and 2.32 nm, with final 20-ns differences remaining below 0.02 nm, confirming that globular tertiary compaction was preserved.</w:t>
+        <w:t xml:space="preserve">   - The radius of gyration Rg (Figures 4D, 5D, and 6D) remained tightly constrained between 2.29 and 2.32 nm, with final 20-ns differences remaining below 0.02 nm, confirming that globular tertiary compaction was preserved.</w:t>
       </w:r>
     </w:p>
     <w:p>
@@ -4149,7 +4466,7 @@
         <w:pStyle w:val="BodyText"/>
       </w:pPr>
       <w:r>
-        <w:t xml:space="preserve">   - SASA profiles (Figures 2C, 3C, and 4C) exhibited steady values: apo AChE averaged 212.41 nm², ALLLHRC and FLLHTTR complexes averaged 217.47 and 216.34 nm², while YLSLLQR showed a minor contraction to 210.37 nm², consistent with tight interfacial packing and hydrophobic burial.</w:t>
+        <w:t xml:space="preserve">   - SASA profiles (Figures 4C, 5C, and 6C) exhibited steady values: apo AChE averaged 212.41 nm², ALLLHRC and FLLHTTR complexes averaged 217.47 and 216.34 nm², while YLSLLQR showed a minor contraction to 210.37 nm², consistent with tight interfacial packing and hydrophobic burial.</w:t>
       </w:r>
     </w:p>
     <w:p>
@@ -4170,7 +4487,7 @@
         <w:pStyle w:val="BodyText"/>
       </w:pPr>
       <w:r>
-        <w:t xml:space="preserve">   - Panel F across Figures 2, 3, and 4 illustrates that while the apo control lacked peptide hydrogen bonds, all three complexes maintained persistent intermolecular hydrogen bonding throughout 100 ns.</w:t>
+        <w:t xml:space="preserve">   - Panel F across Figures 4, 5, and 6 illustrates that while the apo control lacked peptide hydrogen bonds, all three complexes maintained persistent intermolecular hydrogen bonding throughout 100 ns.</w:t>
       </w:r>
     </w:p>
     <w:p>
@@ -4207,7 +4524,7 @@
         <w:pStyle w:val="BodyText"/>
       </w:pPr>
       <w:r>
-        <w:t xml:space="preserve">   - Center-of-mass RDF distributions (Figures 2–4) showed high local peptide density within 1.2–1.4 nm of the AChE center-of-mass (ALLLHRC peak: 213.3; YLSLLQR peak: 171.6), with quartile profiles (Q1–Q4) superimposing closely, demonstrating that peptides remained bound to the receptor surface.</w:t>
+        <w:t xml:space="preserve">   - Center-of-mass RDF distributions (Figures 4–6) showed high local peptide density within 1.2–1.4 nm of the AChE center-of-mass (ALLLHRC peak: 213.3; YLSLLQR peak: 171.6), with quartile profiles (Q1–Q4) superimposing closely, demonstrating that peptides remained bound to the receptor surface.</w:t>
       </w:r>
     </w:p>
     <w:p>
@@ -4215,7 +4532,7 @@
         <w:pStyle w:val="BodyText"/>
       </w:pPr>
       <w:r>
-        <w:t xml:space="preserve">   - DSSP evaluations (Figures 2E, 3E, and 4E) confirmed that α-helix (32.9%–33.9%) and β-sheet (16.7%–17.2%) contents were virtually identical between apo AChE and all three complexes (Δ &lt; 0.7%), ruling out global secondary structural loss.</w:t>
+        <w:t xml:space="preserve">   - DSSP evaluations (Figures 4E, 5E, and 6E) confirmed that α-helix (32.9%–33.9%) and β-sheet (16.7%–17.2%) contents were virtually identical between apo AChE and all three complexes (Δ &lt; 0.7%), ruling out global secondary structural loss.</w:t>
       </w:r>
     </w:p>
     <w:p>
@@ -4400,7 +4717,7 @@
                 <w:sz w:val="20"/>
                 <w:szCs w:val="20"/>
               </w:rPr>
-              <w:t>Docking identifies FLLHTTR, YLSLLQR, LLHPLRL anchoring to Tyr72, Asp74, Thr75, Trp286, etc.</w:t>
+              <w:t>Best poses of FLLHTTR, YLSLLQR, and LLHPLRL anchor to Tyr72, Asp74, Thr75, Trp286, and related PAS residues</w:t>
             </w:r>
           </w:p>
         </w:tc>
@@ -4419,7 +4736,7 @@
                 <w:sz w:val="20"/>
                 <w:szCs w:val="20"/>
               </w:rPr>
-              <w:t>Candidate micropeptides exhibit geometric and electrostatic complementarity to the AChE PAS and gorge entrance</w:t>
+              <w:t>Candidate micropeptides exhibit geometric and electrostatic complementarity to the AChE PAS and gorge entrance in their top-scoring poses</w:t>
             </w:r>
           </w:p>
         </w:tc>
@@ -4478,7 +4795,7 @@
                 <w:sz w:val="20"/>
                 <w:szCs w:val="20"/>
               </w:rPr>
-              <w:t>LLHPLRL bridges the PAS and catalytic His447 with 10 hydrogen bonds</w:t>
+              <w:t>LLHPLRL bridges the PAS and catalytic His447 with 10 hydrogen bonds and a three-run SD of 0.05 kcal/mol</w:t>
             </w:r>
           </w:p>
         </w:tc>
@@ -4497,7 +4814,7 @@
                 <w:sz w:val="20"/>
                 <w:szCs w:val="20"/>
               </w:rPr>
-              <w:t>The peptide possesses a dual-site spanning geometry capable of sterically occluding the active gorge</w:t>
+              <w:t>The peptide possesses a dual-site spanning geometry capable of sterically occluding the active gorge, recovered reproducibly across three Vina runs</w:t>
             </w:r>
           </w:p>
         </w:tc>
@@ -4833,6 +5150,84 @@
           </w:p>
         </w:tc>
       </w:tr>
+      <w:tr>
+        <w:tc>
+          <w:tcPr>
+            <w:tcW w:w="2340" w:type="dxa"/>
+            <w:vAlign w:val="center"/>
+          </w:tcPr>
+          <w:p>
+            <w:pPr>
+              <w:pStyle w:val="TableText"/>
+              <w:spacing w:before="0" w:after="0" w:line="240" w:lineRule="auto"/>
+            </w:pPr>
+            <w:r>
+              <w:rPr>
+                <w:sz w:val="20"/>
+                <w:szCs w:val="20"/>
+              </w:rPr>
+              <w:t>7</w:t>
+            </w:r>
+          </w:p>
+        </w:tc>
+        <w:tc>
+          <w:tcPr>
+            <w:tcW w:w="2340" w:type="dxa"/>
+            <w:vAlign w:val="center"/>
+          </w:tcPr>
+          <w:p>
+            <w:pPr>
+              <w:pStyle w:val="TableText"/>
+              <w:spacing w:before="0" w:after="0" w:line="240" w:lineRule="auto"/>
+            </w:pPr>
+            <w:r>
+              <w:rPr>
+                <w:sz w:val="20"/>
+                <w:szCs w:val="20"/>
+              </w:rPr>
+              <w:t>FLLHTTR best-run score is -9.60 kcal/mol, but the three-run mean is -8.77 ± 1.41 kcal/mol</w:t>
+            </w:r>
+          </w:p>
+        </w:tc>
+        <w:tc>
+          <w:tcPr>
+            <w:tcW w:w="2340" w:type="dxa"/>
+            <w:vAlign w:val="center"/>
+          </w:tcPr>
+          <w:p>
+            <w:pPr>
+              <w:pStyle w:val="TableText"/>
+              <w:spacing w:before="0" w:after="0" w:line="240" w:lineRule="auto"/>
+            </w:pPr>
+            <w:r>
+              <w:rPr>
+                <w:sz w:val="20"/>
+                <w:szCs w:val="20"/>
+              </w:rPr>
+              <w:t>The PAS-rich best pose is a high-scoring outlier relative to the run-averaged score; mean ranking favors YLSLLQR</w:t>
+            </w:r>
+          </w:p>
+        </w:tc>
+        <w:tc>
+          <w:tcPr>
+            <w:tcW w:w="2340" w:type="dxa"/>
+            <w:vAlign w:val="center"/>
+          </w:tcPr>
+          <w:p>
+            <w:pPr>
+              <w:pStyle w:val="TableText"/>
+              <w:spacing w:before="0" w:after="0" w:line="240" w:lineRule="auto"/>
+            </w:pPr>
+            <w:r>
+              <w:rPr>
+                <w:sz w:val="20"/>
+                <w:szCs w:val="20"/>
+              </w:rPr>
+              <w:t>A single best pose cannot be treated as a statistically converged docking affinity</w:t>
+            </w:r>
+          </w:p>
+        </w:tc>
+      </w:tr>
     </w:tbl>
     <w:p>
       <w:pPr>
@@ -4938,7 +5333,7 @@
         <w:pStyle w:val="BodyText"/>
       </w:pPr>
       <w:r>
-        <w:t xml:space="preserve">   Our docking and simulation results demonstrate that pathogenic micropeptides stably occupy the PAS and gorge aperture. FLLHTTR anchors PAS residues Asp74, Tyr72, and His287 with a score of -9.60 kcal/mol; LLHPLRL adopts a dual-site spanning pose bridging PAS Trp286/Tyr341 to catalytic His447 via ten hydrogen bonds; YLSLLQR coordinates PAS and catalytic residues simultaneously. Molecular dynamics trajectories revealed localized RMSF elevations in PAS-flanking loops, accompanied by persistent intermolecular hydrogen bonds (2.2–4.2) and bridging water networks. This physical occupancy impedes acetylcholine entry and perturbs gorge gating, impairing cholinergic transmission and aggravating early AD cholinergic deficits.</w:t>
+        <w:t xml:space="preserve">   Our docking and simulation results demonstrate that pathogenic micropeptides can occupy the PAS and gorge aperture. In the best-scoring pose, FLLHTTR anchors PAS residues Asp74, Tyr72, and His287 with a best-run score of -9.60 kcal/mol; LLHPLRL adopts a dual-site spanning pose bridging PAS Trp286/Tyr341 to catalytic His447 via ten hydrogen bonds; YLSLLQR coordinates PAS and catalytic residues simultaneously and holds the strongest three-run mean (-9.44 ± 0.09 kcal/mol). Molecular dynamics trajectories revealed localized RMSF elevations in PAS-flanking loops, accompanied by persistent intermolecular hydrogen bonds (2.2–4.2) and bridging water networks. This physical occupancy can impede acetylcholine entry and perturb gorge gating, providing a structural hypothesis for impaired cholinergic transmission rather than a measured enzymatic inhibition constant.</w:t>
       </w:r>
     </w:p>
     <w:p>
@@ -5214,7 +5609,7 @@
         <w:pStyle w:val="BodyText"/>
       </w:pPr>
       <w:r>
-        <w:t xml:space="preserve">   The 100-ns simulation window, while sufficient for assessing local loop equilibration and interfacial contact stability, is shorter than the 1,000-ns benchmark and may not capture long-timescale allosteric transitions. Findings rely on single high-resolution trajectories per system; independent replicate runs with randomized initial velocities will be required to establish statistical convergence intervals. Furthermore, docking scores and hydrogen-bond tallies reflect empirical measures rather than rigorous free energies derived from MM/PBSA or thermodynamic integration.</w:t>
+        <w:t xml:space="preserve">   The 100-ns simulation window, while sufficient for assessing local loop equilibration and interfacial contact stability, is shorter than the 1,000-ns benchmark and may not capture long-timescale allosteric transitions. Findings rely on single high-resolution trajectories per system; independent replicate runs with randomized initial velocities will be required to establish statistical convergence intervals. Docking scores and hydrogen-bond tallies reflect empirical measures rather than rigorous free energies derived from MM/PBSA or thermodynamic integration. The local Vina archive used here is a three-run summary plus best-pose composites; individual PDBQT files and configuration logs are not deposited, and FLLHTTR’s three-run standard deviation of 1.41 kcal/mol shows that a single best pose can overstate run-averaged affinity.</w:t>
       </w:r>
     </w:p>
     <w:p>
